--- a/paper/plos_compbio/manuscript.docx
+++ b/paper/plos_compbio/manuscript.docx
@@ -109,7 +109,7 @@
         <w:t xml:space="preserve">-35</w:t>
       </w:r>
       <w:r>
-        <w:t xml:space="preserve">, cascaded to Kruskal-Wallis H = 36.6, p &lt; 10</w:t>
+        <w:t xml:space="preserve">, with Guardian recommending Kruskal-Wallis H = 36.6, p &lt; 10</w:t>
       </w:r>
       <w:r>
         <w:rPr>
@@ -119,24 +119,6 @@
       </w:r>
       <w:r>
         <w:t xml:space="preserve">); a UCI Wine Quality correlation (Pearson r = 0.476 switched to Spearman ρ = 0.479 on ordinal data); a sixteen-trial meta-analysis of intravenous magnesium for acute myocardial infarction (Egger’s t = -5.78, p &lt; 0.001, indicating severe publication bias); and a genome-scale RNA-seq differential-expression analysis (GSE271517). A complementary module extends the same validators to published manuscripts, checking claims against CONSORT, STROBE, ICH-E9, and JARS-Quant standards. By making assumption validation automatic and transparent, StickForStats targets a tractable, under-served contributor to irreproducibility. The platform is MIT-licensed, validated against SciPy and R, and freely available at https://github.com/visvikbharti/stickforstats_new.</w:t>
-      </w:r>
-    </w:p>
-    <w:p>
-      <w:pPr>
-        <w:pStyle w:val="BodyText"/>
-      </w:pPr>
-      <w:r>
-        <w:rPr>
-          <w:bCs/>
-          <w:b/>
-        </w:rPr>
-        <w:t xml:space="preserve">Keywords:</w:t>
-      </w:r>
-      <w:r>
-        <w:t xml:space="preserve"> </w:t>
-      </w:r>
-      <w:r>
-        <w:t xml:space="preserve">statistical assumption validation, reproducibility, computational biology, CRISPR analysis, manuscript review, meta-analysis, open-source software</w:t>
       </w:r>
     </w:p>
     <w:p>
@@ -258,7 +240,7 @@
         <w:t xml:space="preserve"> </w:t>
       </w:r>
       <w:r>
-        <w:t xml:space="preserve">This represents a shift from optional validation (requiring user initiative) to default validation (requiring user opt-out). The same validator infrastructure extends to a manuscript-review pipeline (Fig 4) that applies parallel checks to published papers with discipline-aware reporting profiles, enabling pre-peer-review statistical auditing rather than only author-time assurance. Beyond Guardian, StickForStats also provides survival analysis, meta-analysis, multiple testing correction, causal inference, and high-precision power analysis.</w:t>
+        <w:t xml:space="preserve">This represents a shift from optional validation (requiring user initiative) to default validation (requiring user opt-out). The same validator infrastructure extends to a manuscript-review pipeline that applies parallel checks to published papers with discipline-aware reporting profiles, enabling pre-peer-review statistical auditing rather than only author-time assurance. Beyond Guardian, StickForStats also provides survival analysis, meta-analysis, multiple testing correction, causal inference, and high-precision power analysis.</w:t>
       </w:r>
     </w:p>
     <w:bookmarkEnd w:id="22"/>
@@ -302,7 +284,7 @@
               <a:graphicData uri="http://schemas.openxmlformats.org/drawingml/2006/picture">
                 <pic:pic>
                   <pic:nvPicPr>
-                    <pic:cNvPr descr="figures/fig1_architecture.png" id="0" name="Picture"/>
+                    <pic:cNvPr descr="figures_plos/fig1_architecture.png" id="0" name="Picture"/>
                     <pic:cNvPicPr>
                       <a:picLocks noChangeArrowheads="1" noChangeAspect="1"/>
                     </pic:cNvPicPr>
@@ -389,7 +371,7 @@
               <a:graphicData uri="http://schemas.openxmlformats.org/drawingml/2006/picture">
                 <pic:pic>
                   <pic:nvPicPr>
-                    <pic:cNvPr descr="figures/fig2_guardian_flowchart.png" id="0" name="Picture"/>
+                    <pic:cNvPr descr="figures_plos/fig2_guardian_flowchart.png" id="0" name="Picture"/>
                     <pic:cNvPicPr>
                       <a:picLocks noChangeArrowheads="1" noChangeAspect="1"/>
                     </pic:cNvPicPr>
@@ -1625,7 +1607,7 @@
         <w:t xml:space="preserve"> </w:t>
       </w:r>
       <w:r>
-        <w:t xml:space="preserve">Parses PDF, LaTeX, and DOCX manuscripts, extracts statistical claims via regex and language model hybrid pipeline, and verifies each claim for internal consistency in the style of statcheck [15]. Seven validators assess statistical consistency (p-value/CI/df recomputation), multiple-testing correction reporting, effect-size completeness, power reporting, reproducibility (data/code/materials availability), methodological appropriateness, and reporting completeness. Discipline-aware profiles weight validators per CONSORT [10], STROBE, ICH-E9, and JARS-Quant [13] standards (Fig 4).</w:t>
+        <w:t xml:space="preserve">Parses PDF, LaTeX, and DOCX manuscripts, extracts statistical claims via regex and language model hybrid pipeline, and verifies each claim for internal consistency in the style of statcheck [15]. Seven validators assess statistical consistency (p-value/CI/df recomputation), multiple-testing correction reporting, effect-size completeness, power reporting, reproducibility (data/code/materials availability), methodological appropriateness, and reporting completeness. Discipline-aware profiles weight validators per CONSORT [10], STROBE, ICH-E9, and JARS-Quant [13] standards (Fig 3).</w:t>
       </w:r>
     </w:p>
     <w:p>
@@ -1637,12 +1619,12 @@
           <wp:inline>
             <wp:extent cx="5334000" cy="5492789"/>
             <wp:effectExtent b="0" l="0" r="0" t="0"/>
-            <wp:docPr descr="Fig 4. Manuscript review workflow. The pipeline parses manuscripts in PDF/LaTeX/DOCX format, extracts statistical claims via regex and LLM-hybrid extraction, selects a discipline profile (CONSORT, STROBE, ICH-E9, or JARS-Quant), runs seven validators in parallel, applies discipline-specific severity weights, and returns a classified statistical quality report." title="" id="1" name="Picture"/>
+            <wp:docPr descr="Fig 3. Manuscript review workflow. The pipeline parses manuscripts in PDF/LaTeX/DOCX format, extracts statistical claims via regex and LLM-hybrid extraction, selects a discipline profile (CONSORT, STROBE, ICH-E9, or JARS-Quant), runs seven validators in parallel, applies discipline-specific severity weights, and returns a classified statistical quality report." title="" id="1" name="Picture"/>
             <a:graphic>
               <a:graphicData uri="http://schemas.openxmlformats.org/drawingml/2006/picture">
                 <pic:pic>
                   <pic:nvPicPr>
-                    <pic:cNvPr descr="figures/fig4_manuscript_review.png" id="0" name="Picture"/>
+                    <pic:cNvPr descr="figures_plos/fig3_manuscript_review.png" id="0" name="Picture"/>
                     <pic:cNvPicPr>
                       <a:picLocks noChangeArrowheads="1" noChangeAspect="1"/>
                     </pic:cNvPicPr>
@@ -1684,7 +1666,7 @@
           <w:bCs/>
           <w:b/>
         </w:rPr>
-        <w:t xml:space="preserve">Fig 4. Manuscript review workflow.</w:t>
+        <w:t xml:space="preserve">Fig 3. Manuscript review workflow.</w:t>
       </w:r>
       <w:r>
         <w:t xml:space="preserve"> </w:t>
@@ -3302,7 +3284,7 @@
         <w:pStyle w:val="FirstParagraph"/>
       </w:pPr>
       <w:r>
-        <w:t xml:space="preserve">To demonstrate StickForStats’ integration with computational biology pipelines, we applied it to validate statistical assumptions in genome editing strategy scoring output from CRISPRArchitect v3 [31], a multi-nuclease, consequence-guided decision support framework for CRISPR genome editing strategy design developed by our group. CRISPRArchitect evaluates base editing (BE), prime editing (PE), and homology-directed repair (HDR) strategies within a unified TOPSIS multi-criteria ranking system, scoring each strategy across six dimensions—safety, feasibility, complexity, risk, confidence, and consequence—with weights calibrated for iPSC therapeutic editing contexts. We used CRISPRArchitect’s scoring engine to evaluate four editing modalities (ABE8e base editing, PE3 prime editing, HDR with ssODN, and HDR with cssDNA) across 10 pathogenic variants from disease-associated genes (HBB, LMNA, COL7A1, CFTR, DMD, PCSK9, SCN1A, PAH, NF1, TP53) (Fig 3A). This case study demonstrates how StickForStats can serve as a statistical validation layer for downstream analysis of computational biology tool outputs.</w:t>
+        <w:t xml:space="preserve">To demonstrate StickForStats’ integration with computational biology pipelines, we applied it to validate statistical assumptions in genome editing strategy scoring output from CRISPRArchitect v3 [31], a multi-nuclease, consequence-guided decision support framework for CRISPR genome editing strategy design developed by our group. CRISPRArchitect evaluates base editing (BE), prime editing (PE), and homology-directed repair (HDR) strategies within a unified TOPSIS multi-criteria ranking system, scoring each strategy across six dimensions—safety, feasibility, complexity, risk, confidence, and consequence—with weights calibrated for iPSC therapeutic editing contexts. We used CRISPRArchitect’s scoring engine to evaluate four editing modalities (ABE8e base editing, PE3 prime editing, HDR with ssODN, and HDR with cssDNA) across 10 pathogenic variants from disease-associated genes (HBB, LMNA, COL7A1, CFTR, DMD, PCSK9, SCN1A, PAH, NF1, TP53) (Fig 4A). This case study demonstrates how StickForStats can serve as a statistical validation layer for downstream analysis of computational biology tool outputs; the composite scores by modality are summarized in Table 5.</w:t>
       </w:r>
     </w:p>
     <w:p>
@@ -3698,7 +3680,7 @@
         <w:t xml:space="preserve"> </w:t>
       </w:r>
       <w:r>
-        <w:t xml:space="preserve">Guardian detected a normality WARNING in the ABE group (Shapiro-Wilk W = 0.793, p = 0.012) and a sample size WARNING (n = 10 per group). Confidence score = 0.72 (CAUTION). Guardian cascaded to Kruskal-Wallis H test, which yielded H = 36.59, p = 5.62e-08 with eta-squared H = 0.93 (unbiased form per Tomczak &amp; Tomczak 2014; large effect). All six pairwise Mann-Whitney comparisons were significant after Benjamini-Hochberg correction (all adjusted p &lt; 0.001). Base editing consistently achieved the highest composite scores (mean = 0.587), driven by its superior safety profile (safety = 1.0, no DSBs)—aligning with iPSC safety concerns regarding p53-mediated selection of TP53-mutant clones. This case study demonstrates that even highly significant ANOVA results (p = 10</w:t>
+        <w:t xml:space="preserve">Guardian detected a normality WARNING in the ABE group (Shapiro-Wilk W = 0.793, p = 0.012) and a sample size WARNING (n = 10 per group). Confidence score = 0.72 (CAUTION). Because the violations were warning-level rather than critical, Guardian executed the requested ANOVA with a report and recommended Kruskal-Wallis as the more robust alternative (Table 2); the Kruskal-Wallis H test yielded H = 36.59, p = 5.62e-08 with eta-squared H = 0.93 (unbiased form per Tomczak &amp; Tomczak 2014; large effect). All six pairwise Mann-Whitney comparisons were significant after Benjamini-Hochberg correction (all adjusted p &lt; 0.001). Base editing consistently achieved the highest composite scores (mean = 0.587), driven by its superior safety profile (safety = 1.0, no DSBs)—aligning with iPSC safety concerns regarding p53-mediated selection of TP53-mutant clones. This case study demonstrates that even highly significant ANOVA results (p = 10</w:t>
       </w:r>
       <w:r>
         <w:rPr>
@@ -3765,7 +3747,7 @@
       </w:r>
     </w:p>
     <w:bookmarkEnd w:id="34"/>
-    <w:bookmarkStart w:id="35" w:name="X8cd44298242331c391c5a548220f43e559d2461"/>
+    <w:bookmarkStart w:id="36" w:name="X8cd44298242331c391c5a548220f43e559d2461"/>
     <w:p>
       <w:pPr>
         <w:pStyle w:val="Heading3"/>
@@ -3864,8 +3846,88 @@
         <w:t xml:space="preserve">a researcher publishes a pooled estimate that subsequent large trials may overturn.</w:t>
       </w:r>
     </w:p>
-    <w:bookmarkEnd w:id="35"/>
-    <w:bookmarkStart w:id="37" w:name="X06ac614ac6f8c9b9ea421f11688fd9d59d52b52"/>
+    <w:p>
+      <w:pPr>
+        <w:pStyle w:val="CaptionedFigure"/>
+      </w:pPr>
+      <w:r>
+        <w:drawing>
+          <wp:inline>
+            <wp:extent cx="5334000" cy="2196352"/>
+            <wp:effectExtent b="0" l="0" r="0" t="0"/>
+            <wp:docPr descr="Fig 4. Case study results. (A) CRISPR editing strategy comparison: TOPSIS scores across four modalities for 10 variants. Guardian detected a normality WARNING and recommended Kruskal-Wallis (p &lt; 0.001). (B) Meta-analysis forest plot of 16 RCTs of intravenous magnesium for acute myocardial infarction (Egger 1997 [26]; Sterne &amp; Egger 2001 [32]; data: metafor::dat.egger2001 [33]). Marker size indicates random-effects weight; the diamond shows the pooled estimate. Guardian detected severe funnel asymmetry (Egger’s t = -5.78, p &lt; 0.001) — the small early trials systematically over-estimated benefit relative to LIMIT-2 and ISIS-4." title="" id="1" name="Picture"/>
+            <a:graphic>
+              <a:graphicData uri="http://schemas.openxmlformats.org/drawingml/2006/picture">
+                <pic:pic>
+                  <pic:nvPicPr>
+                    <pic:cNvPr descr="figures_plos/fig4_case_studies.png" id="0" name="Picture"/>
+                    <pic:cNvPicPr>
+                      <a:picLocks noChangeArrowheads="1" noChangeAspect="1"/>
+                    </pic:cNvPicPr>
+                  </pic:nvPicPr>
+                  <pic:blipFill>
+                    <a:blip r:embed="rId35"/>
+                    <a:stretch>
+                      <a:fillRect/>
+                    </a:stretch>
+                  </pic:blipFill>
+                  <pic:spPr bwMode="auto">
+                    <a:xfrm>
+                      <a:off x="0" y="0"/>
+                      <a:ext cx="5334000" cy="2196352"/>
+                    </a:xfrm>
+                    <a:prstGeom prst="rect">
+                      <a:avLst/>
+                    </a:prstGeom>
+                    <a:noFill/>
+                    <a:ln w="9525">
+                      <a:noFill/>
+                      <a:headEnd/>
+                      <a:tailEnd/>
+                    </a:ln>
+                  </pic:spPr>
+                </pic:pic>
+              </a:graphicData>
+            </a:graphic>
+          </wp:inline>
+        </w:drawing>
+      </w:r>
+    </w:p>
+    <w:p>
+      <w:pPr>
+        <w:pStyle w:val="ImageCaption"/>
+      </w:pPr>
+      <w:r>
+        <w:rPr>
+          <w:bCs/>
+          <w:b/>
+        </w:rPr>
+        <w:t xml:space="preserve">Fig 4. Case study results.</w:t>
+      </w:r>
+      <w:r>
+        <w:t xml:space="preserve"> </w:t>
+      </w:r>
+      <w:r>
+        <w:t xml:space="preserve">(A) CRISPR editing strategy comparison: TOPSIS scores across four modalities for 10 variants. Guardian detected a normality WARNING and recommended Kruskal-Wallis (p &lt; 0.001). (B) Meta-analysis forest plot of 16 RCTs of intravenous magnesium for acute myocardial infarction (Egger 1997 [26]; Sterne &amp; Egger 2001 [32]; data:</w:t>
+      </w:r>
+      <w:r>
+        <w:t xml:space="preserve"> </w:t>
+      </w:r>
+      <w:r>
+        <w:rPr>
+          <w:rStyle w:val="VerbatimChar"/>
+        </w:rPr>
+        <w:t xml:space="preserve">metafor::dat.egger2001</w:t>
+      </w:r>
+      <w:r>
+        <w:t xml:space="preserve"> </w:t>
+      </w:r>
+      <w:r>
+        <w:t xml:space="preserve">[33]). Marker size indicates random-effects weight; the diamond shows the pooled estimate. Guardian detected severe funnel asymmetry (Egger’s t = -5.78, p &lt; 0.001) — the small early trials systematically over-estimated benefit relative to LIMIT-2 and ISIS-4.</w:t>
+      </w:r>
+    </w:p>
+    <w:bookmarkEnd w:id="36"/>
+    <w:bookmarkStart w:id="38" w:name="X06ac614ac6f8c9b9ea421f11688fd9d59d52b52"/>
     <w:p>
       <w:pPr>
         <w:pStyle w:val="Heading3"/>
@@ -3974,7 +4036,7 @@
         <w:t xml:space="preserve">24,648 of 27,221 genes (90.55%)</w:t>
       </w:r>
       <w:r>
-        <w:t xml:space="preserve">. 1,411 genes were significant at q &lt; 0.05; 553 genes flipped verdict between the two pipelines. The flipped set splits into two qualitatively different groups:</w:t>
+        <w:t xml:space="preserve">. 1,411 genes were significant at q &lt; 0.05; 553 genes flipped verdict between the two pipelines (Fig 5A). The flipped set splits into two qualitatively different groups:</w:t>
       </w:r>
     </w:p>
     <w:p>
@@ -4018,7 +4080,7 @@
         <w:t xml:space="preserve"> </w:t>
       </w:r>
       <w:r>
-        <w:t xml:space="preserve">outlier-dominated genes with much larger apparent effects (median |log2FC| = 0.46; 31% with |log2FC| &gt;= 1) where naive t-test was misled by a few extreme samples and Mann-Whitney correctly recognised that most observations in both groups overlapped.</w:t>
+        <w:t xml:space="preserve">outlier-dominated genes with much larger apparent effects (median |log2FC| = 0.46; 31% with |log2FC| &gt;= 1) where naive t-test was misled by a few extreme samples and Mann-Whitney correctly recognised that most observations in both groups overlapped (Fig 5B).</w:t>
       </w:r>
     </w:p>
     <w:p>
@@ -4068,18 +4130,18 @@
           <wp:inline>
             <wp:extent cx="5334000" cy="2197545"/>
             <wp:effectExtent b="0" l="0" r="0" t="0"/>
-            <wp:docPr descr="Fig 6. Guardian-augmented vs naive analysis on real RNA-seq (GSE271517). (A) Volcano plot of all 27,221 filtered genes from the Primary-tumour vs Metastasis contrast. Each point is one gene; colour indicates hit-list category at q &lt; 0.05. Hit by both (dark gray, n = 932) are detected by both pipelines. Guardian only (blue, n = 479; “Group A”) are rescued by the Mann-Whitney cascade despite the naive t-test reporting q just above 0.05; they cluster around the threshold line at modest fold changes. Naive only (red, n = 74; “Group B”) are flagged by the naive t-test but rejected by Guardian’s Mann-Whitney; they include genes with relatively large apparent fold changes that turn out to be driven by outlier samples. (B) |log2 fold change| distribution for the two verdict-flipped groups. Group A is concentrated at small effect sizes (median 0.20; only 8% with |log2FC| ≥ 1) where t-test is under-powered on non-normal data; Group B is shifted right (median 0.46; 31% with |log2FC| ≥ 1), characteristic of outlier-dominated false positives that t-test mistakes for true differential expression and that the rank-based Mann-Whitney correctly rejects." title="" id="1" name="Picture"/>
+            <wp:docPr descr="Fig 5. Guardian-augmented vs naive analysis on real RNA-seq (GSE271517). (A) Volcano plot of all 27,221 filtered genes from the Primary-tumour vs Metastasis contrast. Each point is one gene; colour indicates hit-list category at q &lt; 0.05. Hit by both (dark gray, n = 932) are detected by both pipelines. Guardian only (blue, n = 479; “Group A”) are rescued by the Mann-Whitney cascade despite the naive t-test reporting q just above 0.05; they cluster around the threshold line at modest fold changes. Naive only (red, n = 74; “Group B”) are flagged by the naive t-test but rejected by Guardian’s Mann-Whitney; they include genes with relatively large apparent fold changes that turn out to be driven by outlier samples. (B) |log2 fold change| distribution for the two verdict-flipped groups. Group A is concentrated at small effect sizes (median 0.20; only 8% with |log2FC| ≥ 1) where t-test is under-powered on non-normal data; Group B is shifted right (median 0.46; 31% with |log2FC| ≥ 1), characteristic of outlier-dominated false positives that t-test mistakes for true differential expression and that the rank-based Mann-Whitney correctly rejects." title="" id="1" name="Picture"/>
             <a:graphic>
               <a:graphicData uri="http://schemas.openxmlformats.org/drawingml/2006/picture">
                 <pic:pic>
                   <pic:nvPicPr>
-                    <pic:cNvPr descr="figures/fig6_genomics_case_study.png" id="0" name="Picture"/>
+                    <pic:cNvPr descr="figures_plos/fig5_genomics_case_study.png" id="0" name="Picture"/>
                     <pic:cNvPicPr>
                       <a:picLocks noChangeArrowheads="1" noChangeAspect="1"/>
                     </pic:cNvPicPr>
                   </pic:nvPicPr>
                   <pic:blipFill>
-                    <a:blip r:embed="rId36"/>
+                    <a:blip r:embed="rId37"/>
                     <a:stretch>
                       <a:fillRect/>
                     </a:stretch>
@@ -4115,7 +4177,7 @@
           <w:bCs/>
           <w:b/>
         </w:rPr>
-        <w:t xml:space="preserve">Fig 6. Guardian-augmented vs naive analysis on real RNA-seq (GSE271517).</w:t>
+        <w:t xml:space="preserve">Fig 5. Guardian-augmented vs naive analysis on real RNA-seq (GSE271517).</w:t>
       </w:r>
       <w:r>
         <w:t xml:space="preserve"> </w:t>
@@ -4202,7 +4264,7 @@
         <w:t xml:space="preserve">) are flagged by the naive t-test but rejected by Guardian’s Mann-Whitney; they include genes with relatively large apparent fold changes that turn out to be driven by outlier samples. (B) |log2 fold change| distribution for the two verdict-flipped groups. Group A is concentrated at small effect sizes (median 0.20; only 8% with |log2FC| ≥ 1) where t-test is under-powered on non-normal data; Group B is shifted right (median 0.46; 31% with |log2FC| ≥ 1), characteristic of outlier-dominated false positives that t-test mistakes for true differential expression and that the rank-based Mann-Whitney correctly rejects.</w:t>
       </w:r>
     </w:p>
-    <w:bookmarkEnd w:id="37"/>
+    <w:bookmarkEnd w:id="38"/>
     <w:bookmarkStart w:id="39" w:name="case-study-summary"/>
     <w:p>
       <w:pPr>
@@ -4472,7 +4534,7 @@
         <w:pStyle w:val="BodyText"/>
       </w:pPr>
       <w:r>
-        <w:t xml:space="preserve">In all four cases, Guardian flagged a methodological issue and recommended an appropriate alternative. The first three cases preserved the primary conclusion under the corrected method; the fourth case quantifies how much the</w:t>
+        <w:t xml:space="preserve">In all four cases (Table 6), Guardian flagged a methodological issue and recommended an appropriate alternative. The first three cases preserved the primary conclusion under the corrected method; the fourth case quantifies how much the</w:t>
       </w:r>
       <w:r>
         <w:t xml:space="preserve"> </w:t>
@@ -4489,86 +4551,6 @@
       </w:r>
       <w:r>
         <w:t xml:space="preserve">changes when assumptions are checked at scale. Guardian ensures researchers are informed of these issues automatically.</w:t>
-      </w:r>
-    </w:p>
-    <w:p>
-      <w:pPr>
-        <w:pStyle w:val="CaptionedFigure"/>
-      </w:pPr>
-      <w:r>
-        <w:drawing>
-          <wp:inline>
-            <wp:extent cx="5334000" cy="2196352"/>
-            <wp:effectExtent b="0" l="0" r="0" t="0"/>
-            <wp:docPr descr="Fig 3. Case study results. (A) CRISPR editing strategy comparison: TOPSIS scores across four modalities for 10 variants. Guardian detected normality WARNING, cascaded to Kruskal-Wallis (p &lt; 0.001). (B) Meta-analysis forest plot of 16 RCTs of intravenous magnesium for acute myocardial infarction (Egger 1997 [26]; Sterne &amp; Egger 2001 [32]; data: metafor::dat.egger2001 [33]). Marker size indicates random-effects weight; the diamond shows the pooled estimate. Guardian detected severe funnel asymmetry (Egger’s t = -5.78, p &lt; 0.001) — the small early trials systematically over-estimated benefit relative to LIMIT-2 and ISIS-4." title="" id="1" name="Picture"/>
-            <a:graphic>
-              <a:graphicData uri="http://schemas.openxmlformats.org/drawingml/2006/picture">
-                <pic:pic>
-                  <pic:nvPicPr>
-                    <pic:cNvPr descr="figures/fig3_case_studies.png" id="0" name="Picture"/>
-                    <pic:cNvPicPr>
-                      <a:picLocks noChangeArrowheads="1" noChangeAspect="1"/>
-                    </pic:cNvPicPr>
-                  </pic:nvPicPr>
-                  <pic:blipFill>
-                    <a:blip r:embed="rId38"/>
-                    <a:stretch>
-                      <a:fillRect/>
-                    </a:stretch>
-                  </pic:blipFill>
-                  <pic:spPr bwMode="auto">
-                    <a:xfrm>
-                      <a:off x="0" y="0"/>
-                      <a:ext cx="5334000" cy="2196352"/>
-                    </a:xfrm>
-                    <a:prstGeom prst="rect">
-                      <a:avLst/>
-                    </a:prstGeom>
-                    <a:noFill/>
-                    <a:ln w="9525">
-                      <a:noFill/>
-                      <a:headEnd/>
-                      <a:tailEnd/>
-                    </a:ln>
-                  </pic:spPr>
-                </pic:pic>
-              </a:graphicData>
-            </a:graphic>
-          </wp:inline>
-        </w:drawing>
-      </w:r>
-    </w:p>
-    <w:p>
-      <w:pPr>
-        <w:pStyle w:val="ImageCaption"/>
-      </w:pPr>
-      <w:r>
-        <w:rPr>
-          <w:bCs/>
-          <w:b/>
-        </w:rPr>
-        <w:t xml:space="preserve">Fig 3. Case study results.</w:t>
-      </w:r>
-      <w:r>
-        <w:t xml:space="preserve"> </w:t>
-      </w:r>
-      <w:r>
-        <w:t xml:space="preserve">(A) CRISPR editing strategy comparison: TOPSIS scores across four modalities for 10 variants. Guardian detected normality WARNING, cascaded to Kruskal-Wallis (p &lt; 0.001). (B) Meta-analysis forest plot of 16 RCTs of intravenous magnesium for acute myocardial infarction (Egger 1997 [26]; Sterne &amp; Egger 2001 [32]; data:</w:t>
-      </w:r>
-      <w:r>
-        <w:t xml:space="preserve"> </w:t>
-      </w:r>
-      <w:r>
-        <w:rPr>
-          <w:rStyle w:val="VerbatimChar"/>
-        </w:rPr>
-        <w:t xml:space="preserve">metafor::dat.egger2001</w:t>
-      </w:r>
-      <w:r>
-        <w:t xml:space="preserve"> </w:t>
-      </w:r>
-      <w:r>
-        <w:t xml:space="preserve">[33]). Marker size indicates random-effects weight; the diamond shows the pooled estimate. Guardian detected severe funnel asymmetry (Egger’s t = -5.78, p &lt; 0.001) — the small early trials systematically over-estimated benefit relative to LIMIT-2 and ISIS-4.</w:t>
       </w:r>
     </w:p>
     <w:bookmarkEnd w:id="39"/>
@@ -5219,12 +5201,12 @@
           <wp:inline>
             <wp:extent cx="5334000" cy="2196352"/>
             <wp:effectExtent b="0" l="0" r="0" t="0"/>
-            <wp:docPr descr="Fig 5. Platform comparison and validation. (A) Numerical agreement between StickForStats and reference implementations across 9 test categories. (B) Feature comparison heatmap vs. R, SPSS, jamovi, and JASP." title="" id="1" name="Picture"/>
+            <wp:docPr descr="Fig 6. Platform comparison and validation. (A) Numerical agreement between StickForStats and reference implementations across 9 test categories. (B) Feature comparison heatmap vs. R, SPSS, jamovi, and JASP." title="" id="1" name="Picture"/>
             <a:graphic>
               <a:graphicData uri="http://schemas.openxmlformats.org/drawingml/2006/picture">
                 <pic:pic>
                   <pic:nvPicPr>
-                    <pic:cNvPr descr="figures/fig5_validation_comparison.png" id="0" name="Picture"/>
+                    <pic:cNvPr descr="figures_plos/fig6_validation_comparison.png" id="0" name="Picture"/>
                     <pic:cNvPicPr>
                       <a:picLocks noChangeArrowheads="1" noChangeAspect="1"/>
                     </pic:cNvPicPr>
@@ -5266,7 +5248,7 @@
           <w:bCs/>
           <w:b/>
         </w:rPr>
-        <w:t xml:space="preserve">Fig 5. Platform comparison and validation.</w:t>
+        <w:t xml:space="preserve">Fig 6. Platform comparison and validation.</w:t>
       </w:r>
       <w:r>
         <w:t xml:space="preserve"> </w:t>
@@ -5280,7 +5262,7 @@
         <w:pStyle w:val="BodyText"/>
       </w:pPr>
       <w:r>
-        <w:t xml:space="preserve">Compared to R [35] and SciPy, StickForStats trades programming flexibility for the safety of automated assumption checking. Compared to JASP [36] and jamovi [37], it offers the same GUI accessibility but adds automatic validation and manuscript review. Compared to statcheck [15], StickForStats provides both prospective validation (before analysis) and retrospective verification (re-checking published statistics), whereas statcheck operates only retrospectively. Pre-registration platforms like OSF [14] address p-hacking but not assumption violations; Guardian complements pre-registration by intervening at the point of analysis.</w:t>
+        <w:t xml:space="preserve">Compared to R [35] and SciPy, StickForStats trades programming flexibility for the safety of automated assumption checking; numerical agreement with these reference implementations and the feature-level comparison across platforms are summarized in Fig 6. Compared to JASP [36] and jamovi [37], it offers the same GUI accessibility but adds automatic validation and manuscript review. Compared to statcheck [15], StickForStats provides both prospective validation (before analysis) and retrospective verification (re-checking published statistics), whereas statcheck operates only retrospectively. Pre-registration platforms like OSF [14] address p-hacking but not assumption violations; Guardian complements pre-registration by intervening at the point of analysis.</w:t>
       </w:r>
     </w:p>
     <w:bookmarkEnd w:id="46"/>
@@ -5441,7 +5423,7 @@
               <a:graphicData uri="http://schemas.openxmlformats.org/drawingml/2006/picture">
                 <pic:pic>
                   <pic:nvPicPr>
-                    <pic:cNvPr descr="figures/fig7_guardian_report.png" id="0" name="Picture"/>
+                    <pic:cNvPr descr="figures_plos/fig7_guardian_report.png" id="0" name="Picture"/>
                     <pic:cNvPicPr>
                       <a:picLocks noChangeArrowheads="1" noChangeAspect="1"/>
                     </pic:cNvPicPr>
@@ -5705,7 +5687,7 @@
         <w:t xml:space="preserve">v1.0.0</w:t>
       </w:r>
       <w:r>
-        <w:t xml:space="preserve">) is archived at https://github.com/visvikbharti/stickforstats_new, and a versioned snapshot will be deposited on Zenodo to obtain a citable DOI. The platform is platform-independent (Docker / Docker Compose) and runs in any modern browser; the backend requires Python &gt;= 3.10, Django 4.2, PostgreSQL 15, and Redis 7 (SciPy &gt;= 1.11, NumPy &gt;= 1.24, statsmodels 0.14, mpmath 1.3). A</w:t>
+        <w:t xml:space="preserve">) is openly available at https://github.com/visvikbharti/stickforstats_new, and a versioned snapshot will be archived on Zenodo to provide a citable DOI for the published version. The platform is platform-independent (Docker / Docker Compose) and runs in any modern browser; the backend requires Python &gt;= 3.10, Django 4.2, PostgreSQL 15, and Redis 7 (SciPy &gt;= 1.11, NumPy &gt;= 1.24, statsmodels 0.14, mpmath 1.3). A</w:t>
       </w:r>
       <w:r>
         <w:t xml:space="preserve"> </w:t>
@@ -5868,7 +5850,7 @@
         <w:pStyle w:val="FirstParagraph"/>
       </w:pPr>
       <w:r>
-        <w:t xml:space="preserve">We acknowledge CSIR-Institute of Genomics and Integrative Biology for institutional support. We thank the developers of NumPy [38], SciPy [39], statsmodels [40], lifelines, and mpmath [27] whose libraries form the computational foundation of StickForStats.</w:t>
+        <w:t xml:space="preserve">We thank CSIR-Institute of Genomics and Integrative Biology for infrastructure and administrative support. We thank the developers of NumPy [38], SciPy [39], statsmodels [40], lifelines, and mpmath [27] whose libraries form the computational foundation of StickForStats.</w:t>
       </w:r>
     </w:p>
     <w:bookmarkEnd w:id="58"/>
@@ -6544,28 +6526,13 @@
           <w:bCs/>
           <w:b/>
         </w:rPr>
-        <w:t xml:space="preserve">Fig 3. Case study results.</w:t>
-      </w:r>
-      <w:r>
-        <w:t xml:space="preserve"> </w:t>
-      </w:r>
-      <w:r>
-        <w:t xml:space="preserve">(A) CRISPR genome editing strategy comparison showing TOPSIS composite scores across four modalities (ABE, PE, HDR-ssODN, HDR-cssDNA) for 10 pathogenic variants scored by CRISPRArchitect v3. Guardian detected normality WARNING and cascaded to Kruskal-Wallis (p &lt; 0.001). ABE achieves highest scores driven by DSB-free safety profile. (B) Random-effects meta-analysis forest plot of 16 RCTs of intravenous magnesium for acute myocardial infarction (Egger 1997 [26]; Sterne &amp; Egger 2001 [32]; data:</w:t>
-      </w:r>
-      <w:r>
-        <w:t xml:space="preserve"> </w:t>
-      </w:r>
-      <w:r>
-        <w:rPr>
-          <w:rStyle w:val="VerbatimChar"/>
-        </w:rPr>
-        <w:t xml:space="preserve">metafor::dat.egger2001</w:t>
-      </w:r>
-      <w:r>
-        <w:t xml:space="preserve"> </w:t>
-      </w:r>
-      <w:r>
-        <w:t xml:space="preserve">[33]). Marker size indicates random-effects weight; the diamond shows the pooled estimate (OR = 0.483, 95% CI [0.329, 0.710]). Guardian detected severe funnel asymmetry via Egger’s test (t = -5.78, p &lt; 0.001) — the small early trials over-estimated benefit relative to LIMIT-2 and ISIS-4.</w:t>
+        <w:t xml:space="preserve">Fig 3. Manuscript review workflow.</w:t>
+      </w:r>
+      <w:r>
+        <w:t xml:space="preserve"> </w:t>
+      </w:r>
+      <w:r>
+        <w:t xml:space="preserve">The pipeline parses manuscripts in PDF/LaTeX/DOCX format, extracts statistical claims via regex and language model hybrid, verifies each claim against seven specialized validators with discipline-aware profiles (CONSORT, STROBE, ICH-E9, JARS-Quant), and produces a statistical quality report with severity-classified findings.</w:t>
       </w:r>
     </w:p>
     <w:p>
@@ -6577,13 +6544,28 @@
           <w:bCs/>
           <w:b/>
         </w:rPr>
-        <w:t xml:space="preserve">Fig 4. Manuscript review workflow.</w:t>
-      </w:r>
-      <w:r>
-        <w:t xml:space="preserve"> </w:t>
-      </w:r>
-      <w:r>
-        <w:t xml:space="preserve">The pipeline parses manuscripts in PDF/LaTeX/DOCX format, extracts statistical claims via regex and language model hybrid, verifies each claim against seven specialized validators with discipline-aware profiles (CONSORT, STROBE, ICH-E9, JARS-Quant), and produces a statistical quality report with severity-classified findings.</w:t>
+        <w:t xml:space="preserve">Fig 4. Case study results.</w:t>
+      </w:r>
+      <w:r>
+        <w:t xml:space="preserve"> </w:t>
+      </w:r>
+      <w:r>
+        <w:t xml:space="preserve">(A) CRISPR genome editing strategy comparison showing TOPSIS composite scores across four modalities (ABE, PE, HDR-ssODN, HDR-cssDNA) for 10 pathogenic variants scored by CRISPRArchitect v3. Guardian detected a normality WARNING and recommended Kruskal-Wallis (p &lt; 0.001). ABE achieves highest scores driven by DSB-free safety profile. (B) Random-effects meta-analysis forest plot of 16 RCTs of intravenous magnesium for acute myocardial infarction (Egger 1997 [26]; Sterne &amp; Egger 2001 [32]; data:</w:t>
+      </w:r>
+      <w:r>
+        <w:t xml:space="preserve"> </w:t>
+      </w:r>
+      <w:r>
+        <w:rPr>
+          <w:rStyle w:val="VerbatimChar"/>
+        </w:rPr>
+        <w:t xml:space="preserve">metafor::dat.egger2001</w:t>
+      </w:r>
+      <w:r>
+        <w:t xml:space="preserve"> </w:t>
+      </w:r>
+      <w:r>
+        <w:t xml:space="preserve">[33]). Marker size indicates random-effects weight; the diamond shows the pooled estimate (OR = 0.483, 95% CI [0.329, 0.710]). Guardian detected severe funnel asymmetry via Egger’s test (t = -5.78, p &lt; 0.001) — the small early trials over-estimated benefit relative to LIMIT-2 and ISIS-4.</w:t>
       </w:r>
     </w:p>
     <w:p>
@@ -6595,13 +6577,91 @@
           <w:bCs/>
           <w:b/>
         </w:rPr>
-        <w:t xml:space="preserve">Fig 5. Platform comparison and validation.</w:t>
-      </w:r>
-      <w:r>
-        <w:t xml:space="preserve"> </w:t>
-      </w:r>
-      <w:r>
-        <w:t xml:space="preserve">(A) Numerical agreement between StickForStats and reference implementations (SciPy, R, statsmodels) across 9 statistical test categories, demonstrating 10–16 decimal places of agreement. (B) Feature comparison heatmap of StickForStats vs. R, SPSS, jamovi, and JASP on 10 capabilities relevant to assumption validation and biomedical research.</w:t>
+        <w:t xml:space="preserve">Fig 5. Guardian-augmented vs naive analysis on real RNA-seq (GSE271517 [34]).</w:t>
+      </w:r>
+      <w:r>
+        <w:t xml:space="preserve"> </w:t>
+      </w:r>
+      <w:r>
+        <w:t xml:space="preserve">(A) Volcano plot of all 27,221 filtered genes from the Primary-tumour vs Metastasis contrast (n = 55 vs 36). Each point is one gene; colour indicates hit-list category at q &lt; 0.05.</w:t>
+      </w:r>
+      <w:r>
+        <w:t xml:space="preserve"> </w:t>
+      </w:r>
+      <w:r>
+        <w:rPr>
+          <w:iCs/>
+          <w:i/>
+        </w:rPr>
+        <w:t xml:space="preserve">Hit by both</w:t>
+      </w:r>
+      <w:r>
+        <w:t xml:space="preserve"> </w:t>
+      </w:r>
+      <w:r>
+        <w:t xml:space="preserve">(dark gray, n = 932) are detected by both pipelines.</w:t>
+      </w:r>
+      <w:r>
+        <w:t xml:space="preserve"> </w:t>
+      </w:r>
+      <w:r>
+        <w:rPr>
+          <w:iCs/>
+          <w:i/>
+        </w:rPr>
+        <w:t xml:space="preserve">Guardian only</w:t>
+      </w:r>
+      <w:r>
+        <w:t xml:space="preserve"> </w:t>
+      </w:r>
+      <w:r>
+        <w:t xml:space="preserve">(blue, n = 479;</w:t>
+      </w:r>
+      <w:r>
+        <w:t xml:space="preserve"> </w:t>
+      </w:r>
+      <w:r>
+        <w:t xml:space="preserve">“</w:t>
+      </w:r>
+      <w:r>
+        <w:t xml:space="preserve">Group A</w:t>
+      </w:r>
+      <w:r>
+        <w:t xml:space="preserve">”</w:t>
+      </w:r>
+      <w:r>
+        <w:t xml:space="preserve">) are rescued by the Mann-Whitney cascade despite the naive t-test reporting q just above 0.05; they cluster around the threshold line at modest fold changes.</w:t>
+      </w:r>
+      <w:r>
+        <w:t xml:space="preserve"> </w:t>
+      </w:r>
+      <w:r>
+        <w:rPr>
+          <w:iCs/>
+          <w:i/>
+        </w:rPr>
+        <w:t xml:space="preserve">Naive only</w:t>
+      </w:r>
+      <w:r>
+        <w:t xml:space="preserve"> </w:t>
+      </w:r>
+      <w:r>
+        <w:t xml:space="preserve">(red, n = 74;</w:t>
+      </w:r>
+      <w:r>
+        <w:t xml:space="preserve"> </w:t>
+      </w:r>
+      <w:r>
+        <w:t xml:space="preserve">“</w:t>
+      </w:r>
+      <w:r>
+        <w:t xml:space="preserve">Group B</w:t>
+      </w:r>
+      <w:r>
+        <w:t xml:space="preserve">”</w:t>
+      </w:r>
+      <w:r>
+        <w:t xml:space="preserve">) are flagged by the naive t-test but rejected by Guardian’s Mann-Whitney; they include genes with relatively large apparent fold changes that turn out to be driven by outlier samples. (B) |log2 fold change| distribution for the two verdict-flipped groups. Group A is concentrated at small effect sizes (median 0.20; only 8% with |log2FC| ≥ 1) where t-test is under-powered on non-normal data; Group B is shifted right (median 0.46; 31% with |log2FC| ≥ 1), characteristic of outlier-dominated false positives that t-test mistakes for true differential expression and that the rank-based Mann-Whitney correctly rejects.</w:t>
       </w:r>
     </w:p>
     <w:p>
@@ -6613,91 +6673,13 @@
           <w:bCs/>
           <w:b/>
         </w:rPr>
-        <w:t xml:space="preserve">Fig 6. Guardian-augmented vs naive analysis on real RNA-seq (GSE271517 [34]).</w:t>
-      </w:r>
-      <w:r>
-        <w:t xml:space="preserve"> </w:t>
-      </w:r>
-      <w:r>
-        <w:t xml:space="preserve">(A) Volcano plot of all 27,221 filtered genes from the Primary-tumour vs Metastasis contrast (n = 55 vs 36). Each point is one gene; colour indicates hit-list category at q &lt; 0.05.</w:t>
-      </w:r>
-      <w:r>
-        <w:t xml:space="preserve"> </w:t>
-      </w:r>
-      <w:r>
-        <w:rPr>
-          <w:iCs/>
-          <w:i/>
-        </w:rPr>
-        <w:t xml:space="preserve">Hit by both</w:t>
-      </w:r>
-      <w:r>
-        <w:t xml:space="preserve"> </w:t>
-      </w:r>
-      <w:r>
-        <w:t xml:space="preserve">(dark gray, n = 932) are detected by both pipelines.</w:t>
-      </w:r>
-      <w:r>
-        <w:t xml:space="preserve"> </w:t>
-      </w:r>
-      <w:r>
-        <w:rPr>
-          <w:iCs/>
-          <w:i/>
-        </w:rPr>
-        <w:t xml:space="preserve">Guardian only</w:t>
-      </w:r>
-      <w:r>
-        <w:t xml:space="preserve"> </w:t>
-      </w:r>
-      <w:r>
-        <w:t xml:space="preserve">(blue, n = 479;</w:t>
-      </w:r>
-      <w:r>
-        <w:t xml:space="preserve"> </w:t>
-      </w:r>
-      <w:r>
-        <w:t xml:space="preserve">“</w:t>
-      </w:r>
-      <w:r>
-        <w:t xml:space="preserve">Group A</w:t>
-      </w:r>
-      <w:r>
-        <w:t xml:space="preserve">”</w:t>
-      </w:r>
-      <w:r>
-        <w:t xml:space="preserve">) are rescued by the Mann-Whitney cascade despite the naive t-test reporting q just above 0.05; they cluster around the threshold line at modest fold changes.</w:t>
-      </w:r>
-      <w:r>
-        <w:t xml:space="preserve"> </w:t>
-      </w:r>
-      <w:r>
-        <w:rPr>
-          <w:iCs/>
-          <w:i/>
-        </w:rPr>
-        <w:t xml:space="preserve">Naive only</w:t>
-      </w:r>
-      <w:r>
-        <w:t xml:space="preserve"> </w:t>
-      </w:r>
-      <w:r>
-        <w:t xml:space="preserve">(red, n = 74;</w:t>
-      </w:r>
-      <w:r>
-        <w:t xml:space="preserve"> </w:t>
-      </w:r>
-      <w:r>
-        <w:t xml:space="preserve">“</w:t>
-      </w:r>
-      <w:r>
-        <w:t xml:space="preserve">Group B</w:t>
-      </w:r>
-      <w:r>
-        <w:t xml:space="preserve">”</w:t>
-      </w:r>
-      <w:r>
-        <w:t xml:space="preserve">) are flagged by the naive t-test but rejected by Guardian’s Mann-Whitney; they include genes with relatively large apparent fold changes that turn out to be driven by outlier samples. (B) |log2 fold change| distribution for the two verdict-flipped groups. Group A is concentrated at small effect sizes (median 0.20; only 8% with |log2FC| ≥ 1) where t-test is under-powered on non-normal data; Group B is shifted right (median 0.46; 31% with |log2FC| ≥ 1), characteristic of outlier-dominated false positives that t-test mistakes for true differential expression and that the rank-based Mann-Whitney correctly rejects.</w:t>
+        <w:t xml:space="preserve">Fig 6. Platform comparison and validation.</w:t>
+      </w:r>
+      <w:r>
+        <w:t xml:space="preserve"> </w:t>
+      </w:r>
+      <w:r>
+        <w:t xml:space="preserve">(A) Numerical agreement between StickForStats and reference implementations (SciPy, R, statsmodels) across 9 statistical test categories, demonstrating 10–16 decimal places of agreement. (B) Feature comparison heatmap of StickForStats vs. R, SPSS, jamovi, and JASP on 10 capabilities relevant to assumption validation and biomedical research.</w:t>
       </w:r>
     </w:p>
     <w:p>

--- a/paper/plos_compbio/manuscript.docx
+++ b/paper/plos_compbio/manuscript.docx
@@ -2,7 +2,7 @@
 <file path=word/document.xml><?xml version="1.0" encoding="utf-8"?>
 <w:document xmlns:w="http://schemas.openxmlformats.org/wordprocessingml/2006/main" xmlns:m="http://schemas.openxmlformats.org/officeDocument/2006/math" xmlns:r="http://schemas.openxmlformats.org/officeDocument/2006/relationships" xmlns:o="urn:schemas-microsoft-com:office:office" xmlns:v="urn:schemas-microsoft-com:vml" xmlns:w10="urn:schemas-microsoft-com:office:word" xmlns:a="http://schemas.openxmlformats.org/drawingml/2006/main" xmlns:pic="http://schemas.openxmlformats.org/drawingml/2006/picture" xmlns:wp="http://schemas.openxmlformats.org/drawingml/2006/wordprocessingDrawing">
   <w:body>
-    <w:bookmarkStart w:id="62" w:name="X795ecc570e275a4bd9e426f99981cdf36d3c398"/>
+    <w:bookmarkStart w:id="60" w:name="X795ecc570e275a4bd9e426f99981cdf36d3c398"/>
     <w:p>
       <w:pPr>
         <w:pStyle w:val="Heading1"/>
@@ -100,25 +100,7 @@
         <w:pStyle w:val="FirstParagraph"/>
       </w:pPr>
       <w:r>
-        <w:t xml:space="preserve">Reproducible computational biology depends on statistical decisions that routine workflows often skip: verifying that a differential-expression test’s assumptions hold across all genes, that a strategy-comparison ANOVA is robust to non-normality, or that a meta-analysis is not distorted by publication bias. Surveys consistently find that fewer than 20% of published biomedical studies report checking these assumptions, and existing statistical software leaves validation to the analyst as an optional step. We present StickForStats, an open-source web platform that reframes assumption validation as a default precondition for every analysis. Its Guardian system—a middleware pipeline of eight validators (normality, variance homogeneity, independence, outliers, sample size, modality, linearity, homoscedasticity)—checks assumptions before execution and, on critical violations, reroutes to an appropriate nonparametric alternative with a documented decision trail. We demonstrate Guardian on four real datasets: a CRISPR editing-strategy comparison (ANOVA F = 1122, p ≈ 1.3 × 10</w:t>
-      </w:r>
-      <w:r>
-        <w:rPr>
-          <w:vertAlign w:val="superscript"/>
-        </w:rPr>
-        <w:t xml:space="preserve">-35</w:t>
-      </w:r>
-      <w:r>
-        <w:t xml:space="preserve">, with Guardian recommending Kruskal-Wallis H = 36.6, p &lt; 10</w:t>
-      </w:r>
-      <w:r>
-        <w:rPr>
-          <w:vertAlign w:val="superscript"/>
-        </w:rPr>
-        <w:t xml:space="preserve">-7</w:t>
-      </w:r>
-      <w:r>
-        <w:t xml:space="preserve">); a UCI Wine Quality correlation (Pearson r = 0.476 switched to Spearman ρ = 0.479 on ordinal data); a sixteen-trial meta-analysis of intravenous magnesium for acute myocardial infarction (Egger’s t = -5.78, p &lt; 0.001, indicating severe publication bias); and a genome-scale RNA-seq differential-expression analysis (GSE271517). A complementary module extends the same validators to published manuscripts, checking claims against CONSORT, STROBE, ICH-E9, and JARS-Quant standards. By making assumption validation automatic and transparent, StickForStats targets a tractable, under-served contributor to irreproducibility. The platform is MIT-licensed, validated against SciPy and R, and freely available at https://github.com/visvikbharti/stickforstats_new.</w:t>
+        <w:t xml:space="preserve">Reproducible computational biology depends on statistical decisions that routine workflows often skip: verifying that a differential-expression test’s assumptions hold across all genes, that a strategy-comparison ANOVA is robust to non-normality, or that a meta-analysis is not distorted by publication bias. Surveys consistently find that fewer than 20% of published biomedical studies report checking these assumptions, and existing statistical software leaves validation to the analyst as an optional step. We present StickForStats, an open-source web platform that reframes assumption validation as a default precondition for every analysis. Its Guardian system—a middleware pipeline of eight validators (normality, variance homogeneity, independence, outliers, sample size, modality, linearity, homoscedasticity)—checks assumptions before execution and, on critical violations, reroutes to an appropriate nonparametric alternative with a documented decision trail. At genome scale, applying Guardian to a 91-sample synovial-sarcoma RNA-seq study (GSE271517) cascaded 90.6% of 27,221 genes to a rank-based test and flipped the differential-expression verdict for 553 genes—479 rescued from an under-powered t-test and 74 outlier-driven false positives rejected—materially changing the gene list a biologist would act on. The same automatic validation generalizes across domains: a CRISPR editing-strategy comparison (ANOVA F = 1122, with Guardian recommending Kruskal-Wallis H = 36.6), an ordinal correlation (Pearson r = 0.476 corrected to Spearman ρ = 0.479), and a sixteen-trial clinical meta-analysis revealing severe publication bias (Egger’s t = -5.78, p &lt; 0.001); a complementary module extends the same validators to published manuscripts, checking claims against CONSORT, STROBE, ICH-E9, and JARS-Quant reporting standards. By making assumption validation automatic and transparent, StickForStats targets a tractable, under-served contributor to irreproducibility. The platform is MIT-licensed, validated against SciPy and R, and freely available at https://github.com/visvikbharti/stickforstats_new.</w:t>
       </w:r>
     </w:p>
     <w:p>
@@ -168,7 +150,7 @@
         <w:pStyle w:val="FirstParagraph"/>
       </w:pPr>
       <w:r>
-        <w:t xml:space="preserve">The reproducibility crisis in biomedical research has been extensively documented. Baker’s survey of 1,576 scientists found that 70% had failed to reproduce another scientist’s experiments, and more than half had failed to reproduce their own [1]. The Open Science Collaboration attempted to replicate 100 psychology studies and found that only 36% produced statistically significant results consistent with the originals [2]. Ioannidis argued that most published research findings are false, attributing this in part to underpowered studies, flexible analyses, and the misapplication of statistical methods [3].</w:t>
+        <w:t xml:space="preserve">Computational biology compounds a basic statistical problem at scale. A single differential-expression analysis executes tens of thousands of simultaneous hypothesis tests whose correction method depends on distributional assumptions that no analyst can verify per gene by hand, so parametric defaults are applied unchecked across whole expression matrices [9]. CRISPR strategy comparisons rank editing modalities (base editing, prime editing, homology-directed repair) using composite scores that are rarely checked for the normality a parametric ANOVA requires. Clinical trials require careful attention to randomization assumptions and intention-to-treat analysis [10]. Meta-analyses aggregate heterogeneous trial effects under random-effects models without always confirming the absence of publication bias [11]. Each of these pipelines is widely used in peer-reviewed computational biology; none of them, by default, stops to ask whether the test’s assumptions hold.</w:t>
       </w:r>
     </w:p>
     <w:p>
@@ -176,7 +158,7 @@
         <w:pStyle w:val="BodyText"/>
       </w:pPr>
       <w:r>
-        <w:t xml:space="preserve">A significant but underappreciated contributor to irreproducibility is the violation of statistical assumptions. Parametric tests rely on assumptions about data distribution, variance structure, and independence of observations. When these assumptions are violated, Type I and Type II error rates can deviate substantially from their nominal levels [4]. Zimmerman demonstrated that even moderate heterogeneity of variance can inflate the false positive rate of the independent t-test from the nominal 5% to over 15% [5]. Yet Hoekstra et al. reported that fewer than 20% of published studies in psychology mentioned checking assumptions [6], and Keselman et al. found similar neglect in educational research [7]. When a violation is detected, transformation (e.g., Box-Cox [8]) or a nonparametric alternative is required, but neither is helpful if the diagnostic step is skipped in the first place.</w:t>
+        <w:t xml:space="preserve">The underlying issue is general. Parametric tests rely on assumptions about data distribution, variance structure, and independence of observations, and when these are violated, Type I and Type II error rates can deviate substantially from their nominal levels [4]. Zimmerman demonstrated that even moderate heterogeneity of variance can inflate the false positive rate of the independent t-test from the nominal 5% to over 15% [5]. Yet Hoekstra et al. reported that fewer than 20% of published studies in psychology mentioned checking assumptions [6], and Keselman et al. found similar neglect in educational research [7]. When a violation is detected, transformation (e.g., Box-Cox [8]) or a nonparametric alternative is required, but neither is helpful if the diagnostic step is skipped in the first place.</w:t>
       </w:r>
     </w:p>
     <w:p>
@@ -184,7 +166,7 @@
         <w:pStyle w:val="BodyText"/>
       </w:pPr>
       <w:r>
-        <w:t xml:space="preserve">The problem is especially acute in computational biology, where routine pipelines compound it. Differential-expression analyses run tens of thousands of simultaneous hypothesis tests whose correction method depends on distributional assumptions few analysts verify per-gene [9]. CRISPR strategy comparisons rank editing modalities (base editing, prime editing, homology-directed repair) using composite scores that are rarely checked for the normality a parametric ANOVA requires. Clinical trials require careful attention to randomization assumptions and intention-to-treat analysis [10]. Meta-analyses aggregate heterogeneous trial effects under random-effects models without always confirming the absence of publication bias [11]. Each of these pipelines is widely used in peer-reviewed computational biology; none of them, by default, stop to ask whether the test’s assumptions hold.</w:t>
+        <w:t xml:space="preserve">This gap sits within a well-documented reproducibility crisis. Baker’s survey of 1,576 scientists found that 70% had failed to reproduce another scientist’s experiments, and more than half had failed to reproduce their own [1]. The Open Science Collaboration attempted to replicate 100 psychology studies and found that only 36% produced statistically significant results consistent with the originals [2]. Ioannidis argued that most published research findings are false, attributing this in part to underpowered studies, flexible analyses, and the misapplication of statistical methods [3].</w:t>
       </w:r>
     </w:p>
     <w:p>
@@ -244,7 +226,7 @@
       </w:r>
     </w:p>
     <w:bookmarkEnd w:id="22"/>
-    <w:bookmarkStart w:id="42" w:name="results"/>
+    <w:bookmarkStart w:id="40" w:name="results"/>
     <w:p>
       <w:pPr>
         <w:pStyle w:val="Heading2"/>
@@ -1547,24 +1529,6 @@
           <w:bCs/>
           <w:b/>
         </w:rPr>
-        <w:t xml:space="preserve">Survival analysis.</w:t>
-      </w:r>
-      <w:r>
-        <w:t xml:space="preserve"> </w:t>
-      </w:r>
-      <w:r>
-        <w:t xml:space="preserve">Kaplan-Meier estimation with confidence intervals, Cox proportional hazards regression with hazard ratios, log-rank testing (two-group and multi-group), median survival time calculation, and risk table generation, implemented via the lifelines library.</w:t>
-      </w:r>
-    </w:p>
-    <w:p>
-      <w:pPr>
-        <w:pStyle w:val="BodyText"/>
-      </w:pPr>
-      <w:r>
-        <w:rPr>
-          <w:bCs/>
-          <w:b/>
-        </w:rPr>
         <w:t xml:space="preserve">Meta-analysis.</w:t>
       </w:r>
       <w:r>
@@ -1684,31 +1648,13 @@
           <w:bCs/>
           <w:b/>
         </w:rPr>
-        <w:t xml:space="preserve">Causal inference.</w:t>
-      </w:r>
-      <w:r>
-        <w:t xml:space="preserve"> </w:t>
-      </w:r>
-      <w:r>
-        <w:t xml:space="preserve">DAG analysis with adjustment set identification, propensity score matching, inverse probability weighting, doubly robust estimation, difference-in-differences, and mediation analysis.</w:t>
-      </w:r>
-    </w:p>
-    <w:p>
-      <w:pPr>
-        <w:pStyle w:val="BodyText"/>
-      </w:pPr>
-      <w:r>
-        <w:rPr>
-          <w:bCs/>
-          <w:b/>
-        </w:rPr>
-        <w:t xml:space="preserve">Power analysis.</w:t>
-      </w:r>
-      <w:r>
-        <w:t xml:space="preserve"> </w:t>
-      </w:r>
-      <w:r>
-        <w:t xml:space="preserve">Sample size determination and post-hoc power for t-tests, ANOVA, correlations, regression, and chi-square tests, with 50-decimal-digit precision via mpmath [27]. Closed-form cross-validation against G*Power [28] is planned (the in-app validation toggle currently reports</w:t>
+        <w:t xml:space="preserve">Additional analysis modules.</w:t>
+      </w:r>
+      <w:r>
+        <w:t xml:space="preserve"> </w:t>
+      </w:r>
+      <w:r>
+        <w:t xml:space="preserve">Beyond the components exercised in the case studies, StickForStats provides survival analysis (Kaplan-Meier, Cox proportional hazards, and log-rank testing via lifelines); causal inference (DAG-based adjustment-set identification, propensity-score matching, inverse-probability weighting, doubly robust estimation, difference-in-differences, and mediation); high-precision power and sample-size analysis at 50-decimal-digit precision via mpmath [27] (closed-form G*Power cross-validation [28] is planned—the in-app toggle currently reports</w:t>
       </w:r>
       <w:r>
         <w:t xml:space="preserve"> </w:t>
@@ -1726,65 +1672,11 @@
         <w:t xml:space="preserve"> </w:t>
       </w:r>
       <w:r>
-        <w:t xml:space="preserve">rather than a fake match) and tracked in the project’s audit remediation plan.</w:t>
-      </w:r>
-    </w:p>
-    <w:p>
-      <w:pPr>
-        <w:pStyle w:val="BodyText"/>
-      </w:pPr>
-      <w:r>
-        <w:rPr>
-          <w:bCs/>
-          <w:b/>
-        </w:rPr>
-        <w:t xml:space="preserve">Effect sizes.</w:t>
-      </w:r>
-      <w:r>
-        <w:t xml:space="preserve"> </w:t>
-      </w:r>
-      <w:r>
-        <w:t xml:space="preserve">15+ measures (Cohen’s d, Hedges’ g, eta-squared, omega-squared, Cramer’s V, NNT) with confidence intervals via parametric, bootstrap, and noncentral distribution methods.</w:t>
+        <w:t xml:space="preserve">rather than a fake match); 15+ effect-size measures (Cohen’s d, Hedges’ g, eta-squared, omega-squared, Cramer’s V, NNT) with parametric, bootstrap, and noncentral-distribution confidence intervals; a natural-language SmartProfiler that detects variable types and data-quality issues, selects an appropriate test under full Guardian validation, and returns plain-language summaries; and a 45-rule Statistical Quality Score (0–100, across six categories) that scores any analysis or manuscript.</w:t>
       </w:r>
     </w:p>
     <w:bookmarkEnd w:id="28"/>
-    <w:bookmarkStart w:id="29" w:name="autonomous-analysis-pipeline"/>
-    <w:p>
-      <w:pPr>
-        <w:pStyle w:val="Heading3"/>
-      </w:pPr>
-      <w:r>
-        <w:t xml:space="preserve">Autonomous analysis pipeline</w:t>
-      </w:r>
-    </w:p>
-    <w:p>
-      <w:pPr>
-        <w:pStyle w:val="FirstParagraph"/>
-      </w:pPr>
-      <w:r>
-        <w:t xml:space="preserve">The SmartProfiler module automatically detects variable types, distributions, and data quality issues from uploaded datasets. A natural-language interface allows users to describe their research question in plain English, and the platform selects the appropriate test with full Guardian validation. Results are translated into plain-language summaries.</w:t>
-      </w:r>
-    </w:p>
-    <w:bookmarkEnd w:id="29"/>
-    <w:bookmarkStart w:id="30" w:name="statistical-quality-score"/>
-    <w:p>
-      <w:pPr>
-        <w:pStyle w:val="Heading3"/>
-      </w:pPr>
-      <w:r>
-        <w:t xml:space="preserve">Statistical Quality Score</w:t>
-      </w:r>
-    </w:p>
-    <w:p>
-      <w:pPr>
-        <w:pStyle w:val="FirstParagraph"/>
-      </w:pPr>
-      <w:r>
-        <w:t xml:space="preserve">Forty-five rules across six categories (test selection, assumption reporting, effect sizes, confidence intervals, multiple comparisons, reproducibility) produce an automated quality score (0–100) for any analysis or manuscript. Journals could configure field-specific thresholds, similar to plagiarism detection sensitivity settings.</w:t>
-      </w:r>
-    </w:p>
-    <w:bookmarkEnd w:id="30"/>
-    <w:bookmarkStart w:id="31" w:name="platform-comparison"/>
+    <w:bookmarkStart w:id="29" w:name="platform-comparison"/>
     <w:p>
       <w:pPr>
         <w:pStyle w:val="Heading3"/>
@@ -2705,8 +2597,8 @@
         </w:tc>
       </w:tr>
     </w:tbl>
-    <w:bookmarkEnd w:id="31"/>
-    <w:bookmarkStart w:id="32" w:name="Xa2d6dda9636ae7d2419f7f4bd25ddd701b775e4"/>
+    <w:bookmarkEnd w:id="29"/>
+    <w:bookmarkStart w:id="30" w:name="Xa2d6dda9636ae7d2419f7f4bd25ddd701b775e4"/>
     <w:p>
       <w:pPr>
         <w:pStyle w:val="Heading3"/>
@@ -3269,8 +3161,8 @@
         <w:t xml:space="preserve">.</w:t>
       </w:r>
     </w:p>
-    <w:bookmarkEnd w:id="32"/>
-    <w:bookmarkStart w:id="33" w:name="X76d6af97d3eb814f551b65163129c79e1566d5b"/>
+    <w:bookmarkEnd w:id="30"/>
+    <w:bookmarkStart w:id="31" w:name="X76d6af97d3eb814f551b65163129c79e1566d5b"/>
     <w:p>
       <w:pPr>
         <w:pStyle w:val="Heading3"/>
@@ -3692,8 +3584,8 @@
         <w:t xml:space="preserve">) should not exempt the analysis from assumption checking; Guardian catches the normality violation regardless of the effect magnitude.</w:t>
       </w:r>
     </w:p>
-    <w:bookmarkEnd w:id="33"/>
-    <w:bookmarkStart w:id="34" w:name="X0b740bc0b170455e6f85b12f796d5acf626d45d"/>
+    <w:bookmarkEnd w:id="31"/>
+    <w:bookmarkStart w:id="32" w:name="X0b740bc0b170455e6f85b12f796d5acf626d45d"/>
     <w:p>
       <w:pPr>
         <w:pStyle w:val="Heading3"/>
@@ -3746,8 +3638,8 @@
         <w:t xml:space="preserve">Confidence Score = 0.58. Guardian detected a CRITICAL normality violation (quality is ordinal, not continuous normal; Shapiro-Wilk W = 0.885, p &lt; 0.001) and a PASS on linearity (quadratic R-squared improvement only 1.0%). Guardian recommended Spearman’s rho for ordinal data. Spearman’s rho = 0.479, p &lt; 0.001—the correlation remains significant, but Spearman’s is the appropriate measure for ordinal data.</w:t>
       </w:r>
     </w:p>
-    <w:bookmarkEnd w:id="34"/>
-    <w:bookmarkStart w:id="36" w:name="X8cd44298242331c391c5a548220f43e559d2461"/>
+    <w:bookmarkEnd w:id="32"/>
+    <w:bookmarkStart w:id="34" w:name="X8cd44298242331c391c5a548220f43e559d2461"/>
     <w:p>
       <w:pPr>
         <w:pStyle w:val="Heading3"/>
@@ -3866,7 +3758,7 @@
                     </pic:cNvPicPr>
                   </pic:nvPicPr>
                   <pic:blipFill>
-                    <a:blip r:embed="rId35"/>
+                    <a:blip r:embed="rId33"/>
                     <a:stretch>
                       <a:fillRect/>
                     </a:stretch>
@@ -3926,8 +3818,8 @@
         <w:t xml:space="preserve">[33]). Marker size indicates random-effects weight; the diamond shows the pooled estimate. Guardian detected severe funnel asymmetry (Egger’s t = -5.78, p &lt; 0.001) — the small early trials systematically over-estimated benefit relative to LIMIT-2 and ISIS-4.</w:t>
       </w:r>
     </w:p>
-    <w:bookmarkEnd w:id="36"/>
-    <w:bookmarkStart w:id="38" w:name="X06ac614ac6f8c9b9ea421f11688fd9d59d52b52"/>
+    <w:bookmarkEnd w:id="34"/>
+    <w:bookmarkStart w:id="36" w:name="X06ac614ac6f8c9b9ea421f11688fd9d59d52b52"/>
     <w:p>
       <w:pPr>
         <w:pStyle w:val="Heading3"/>
@@ -4141,7 +4033,7 @@
                     </pic:cNvPicPr>
                   </pic:nvPicPr>
                   <pic:blipFill>
-                    <a:blip r:embed="rId37"/>
+                    <a:blip r:embed="rId35"/>
                     <a:stretch>
                       <a:fillRect/>
                     </a:stretch>
@@ -4264,8 +4156,8 @@
         <w:t xml:space="preserve">) are flagged by the naive t-test but rejected by Guardian’s Mann-Whitney; they include genes with relatively large apparent fold changes that turn out to be driven by outlier samples. (B) |log2 fold change| distribution for the two verdict-flipped groups. Group A is concentrated at small effect sizes (median 0.20; only 8% with |log2FC| ≥ 1) where t-test is under-powered on non-normal data; Group B is shifted right (median 0.46; 31% with |log2FC| ≥ 1), characteristic of outlier-dominated false positives that t-test mistakes for true differential expression and that the rank-based Mann-Whitney correctly rejects.</w:t>
       </w:r>
     </w:p>
-    <w:bookmarkEnd w:id="38"/>
-    <w:bookmarkStart w:id="39" w:name="case-study-summary"/>
+    <w:bookmarkEnd w:id="36"/>
+    <w:bookmarkStart w:id="37" w:name="case-study-summary"/>
     <w:p>
       <w:pPr>
         <w:pStyle w:val="Heading3"/>
@@ -4553,8 +4445,8 @@
         <w:t xml:space="preserve">changes when assumptions are checked at scale. Guardian ensures researchers are informed of these issues automatically.</w:t>
       </w:r>
     </w:p>
-    <w:bookmarkEnd w:id="39"/>
-    <w:bookmarkStart w:id="40" w:name="X05e12424cf8526166aadab0781194fac712871c"/>
+    <w:bookmarkEnd w:id="37"/>
+    <w:bookmarkStart w:id="38" w:name="X05e12424cf8526166aadab0781194fac712871c"/>
     <w:p>
       <w:pPr>
         <w:pStyle w:val="Heading3"/>
@@ -5053,14 +4945,69 @@
         </w:tc>
       </w:tr>
     </w:tbl>
+    <w:bookmarkEnd w:id="38"/>
+    <w:bookmarkStart w:id="39" w:name="X004e4a6cc21ef077ddb9805d0224ed0d377cf67"/>
+    <w:p>
+      <w:pPr>
+        <w:pStyle w:val="Heading3"/>
+      </w:pPr>
+      <w:r>
+        <w:t xml:space="preserve">Software testing and continuous integration</w:t>
+      </w:r>
+    </w:p>
+    <w:p>
+      <w:pPr>
+        <w:pStyle w:val="FirstParagraph"/>
+      </w:pPr>
+      <w:r>
+        <w:t xml:space="preserve">StickForStats maintains more than 1,500 automated tests (approximately 860 backend, 654 frontend) executed via GitHub Actions on every commit (per-suite counts in S1 Text). The CI pipeline runs eight jobs (three lint, three test, two Docker build/push) plus a separate security workflow with Trivy and CodeQL scanning. A Design Contract ensures that</w:t>
+      </w:r>
+      <w:r>
+        <w:t xml:space="preserve"> </w:t>
+      </w:r>
+      <w:r>
+        <w:t xml:space="preserve">“</w:t>
+      </w:r>
+      <w:r>
+        <w:t xml:space="preserve">no statistical result may exist without an explicit, traceable assumption context</w:t>
+      </w:r>
+      <w:r>
+        <w:t xml:space="preserve">”</w:t>
+      </w:r>
+      <w:r>
+        <w:t xml:space="preserve">—enforced by 38 Guardian-specific tests (22 integration, 16 middleware) and 46 dedicated validator unit tests in</w:t>
+      </w:r>
+      <w:r>
+        <w:t xml:space="preserve"> </w:t>
+      </w:r>
+      <w:r>
+        <w:rPr>
+          <w:rStyle w:val="VerbatimChar"/>
+        </w:rPr>
+        <w:t xml:space="preserve">backend/tests/test_guardian_validators.py</w:t>
+      </w:r>
+      <w:r>
+        <w:t xml:space="preserve">. Zero lint errors across all codebases.</w:t>
+      </w:r>
+    </w:p>
+    <w:bookmarkEnd w:id="39"/>
     <w:bookmarkEnd w:id="40"/>
-    <w:bookmarkStart w:id="41" w:name="X004e4a6cc21ef077ddb9805d0224ed0d377cf67"/>
+    <w:bookmarkStart w:id="47" w:name="discussion"/>
+    <w:p>
+      <w:pPr>
+        <w:pStyle w:val="Heading2"/>
+      </w:pPr>
+      <w:r>
+        <w:t xml:space="preserve">Discussion</w:t>
+      </w:r>
+    </w:p>
+    <w:bookmarkStart w:id="41" w:name="contributions-in-context"/>
     <w:p>
       <w:pPr>
         <w:pStyle w:val="Heading3"/>
       </w:pPr>
       <w:r>
-        <w:t xml:space="preserve">Software testing and continuous integration</w:t>
+        <w:t xml:space="preserve">Contributions in context</w:t>
       </w:r>
     </w:p>
     <w:p>
@@ -5068,122 +5015,67 @@
         <w:pStyle w:val="FirstParagraph"/>
       </w:pPr>
       <w:r>
-        <w:t xml:space="preserve">StickForStats maintains more than 1,500 automated tests (approximately 860 backend, 654 frontend) executed via GitHub Actions on every commit (per-suite counts in S1 Text). The CI pipeline runs eight jobs (three lint, three test, two Docker build/push) plus a separate security workflow with Trivy and CodeQL scanning. A Design Contract ensures that</w:t>
-      </w:r>
-      <w:r>
-        <w:t xml:space="preserve"> </w:t>
+        <w:t xml:space="preserve">StickForStats’ primary contribution is the Guardian system, which shifts assumption validation from optional (requiring user initiative) to default (requiring user opt-out). This design philosophy—</w:t>
       </w:r>
       <w:r>
         <w:t xml:space="preserve">“</w:t>
       </w:r>
       <w:r>
-        <w:t xml:space="preserve">no statistical result may exist without an explicit, traceable assumption context</w:t>
+        <w:t xml:space="preserve">tools available if you remember</w:t>
       </w:r>
       <w:r>
         <w:t xml:space="preserve">”</w:t>
       </w:r>
       <w:r>
-        <w:t xml:space="preserve">—enforced by 38 Guardian-specific tests (22 integration, 16 middleware) and 46 dedicated validator unit tests in</w:t>
-      </w:r>
-      <w:r>
-        <w:t xml:space="preserve"> </w:t>
-      </w:r>
-      <w:r>
-        <w:rPr>
-          <w:rStyle w:val="VerbatimChar"/>
-        </w:rPr>
-        <w:t xml:space="preserve">backend/tests/test_guardian_validators.py</w:t>
-      </w:r>
-      <w:r>
-        <w:t xml:space="preserve">. Zero lint errors across all codebases.</w:t>
+        <w:t xml:space="preserve"> </w:t>
+      </w:r>
+      <w:r>
+        <w:t xml:space="preserve">becomes</w:t>
+      </w:r>
+      <w:r>
+        <w:t xml:space="preserve"> </w:t>
+      </w:r>
+      <w:r>
+        <w:t xml:space="preserve">“</w:t>
+      </w:r>
+      <w:r>
+        <w:t xml:space="preserve">system alerts users to potential issues by default</w:t>
+      </w:r>
+      <w:r>
+        <w:t xml:space="preserve">”</w:t>
+      </w:r>
+      <w:r>
+        <w:t xml:space="preserve">—addresses the documented gap between best statistical practice and actual practice [6,7,8].</w:t>
+      </w:r>
+    </w:p>
+    <w:p>
+      <w:pPr>
+        <w:pStyle w:val="BodyText"/>
+      </w:pPr>
+      <w:r>
+        <w:t xml:space="preserve">Beyond Guardian, the AI Statistical Advisor helps users navigate test selection and generates publication-ready methods sections following JARS-Quant guidelines [13]. The Paper Parser enables pre-submission quality checking, catching reporting errors before peer review. These components work together: Guardian ensures valid analyses, the Advisor helps report them correctly, and the Parser verifies compliance.</w:t>
       </w:r>
     </w:p>
     <w:bookmarkEnd w:id="41"/>
+    <w:bookmarkStart w:id="42" w:name="relevance-to-computational-biology"/>
+    <w:p>
+      <w:pPr>
+        <w:pStyle w:val="Heading3"/>
+      </w:pPr>
+      <w:r>
+        <w:t xml:space="preserve">Relevance to computational biology</w:t>
+      </w:r>
+    </w:p>
+    <w:p>
+      <w:pPr>
+        <w:pStyle w:val="FirstParagraph"/>
+      </w:pPr>
+      <w:r>
+        <w:t xml:space="preserve">The platform is particularly relevant to computational biology for several reasons. First, as demonstrated in Case Study 1, Guardian catches assumption violations in real genome editing workflows—the CRISPR strategy comparison using CRISPRArchitect v3 TOPSIS scores required nonparametric testing due to non-normality, which Guardian detected and resolved automatically. Second, the genomics differential expression module performs per-gene Guardian validation across entire expression matrices, automatically cascading to Mann-Whitney U for genes failing normality and applying Benjamini-Hochberg FDR correction—the standard genomics workflow. Third, the multiple testing correction module with eight FDR/FWER methods [9] is essential for high-throughput experiments, and the platform ensures corrections are applied correctly. Fourth, the clinical trial manuscript review capability directly addresses statistical misreporting in the medical literature [15], with discipline-specific profiles for CONSORT [10] and ICH-E9 compliance.</w:t>
+      </w:r>
+    </w:p>
     <w:bookmarkEnd w:id="42"/>
-    <w:bookmarkStart w:id="49" w:name="discussion"/>
-    <w:p>
-      <w:pPr>
-        <w:pStyle w:val="Heading2"/>
-      </w:pPr>
-      <w:r>
-        <w:t xml:space="preserve">Discussion</w:t>
-      </w:r>
-    </w:p>
-    <w:bookmarkStart w:id="43" w:name="contributions-in-context"/>
-    <w:p>
-      <w:pPr>
-        <w:pStyle w:val="Heading3"/>
-      </w:pPr>
-      <w:r>
-        <w:t xml:space="preserve">Contributions in context</w:t>
-      </w:r>
-    </w:p>
-    <w:p>
-      <w:pPr>
-        <w:pStyle w:val="FirstParagraph"/>
-      </w:pPr>
-      <w:r>
-        <w:t xml:space="preserve">StickForStats’ primary contribution is the Guardian system, which shifts assumption validation from optional (requiring user initiative) to default (requiring user opt-out). This design philosophy—</w:t>
-      </w:r>
-      <w:r>
-        <w:t xml:space="preserve">“</w:t>
-      </w:r>
-      <w:r>
-        <w:t xml:space="preserve">tools available if you remember</w:t>
-      </w:r>
-      <w:r>
-        <w:t xml:space="preserve">”</w:t>
-      </w:r>
-      <w:r>
-        <w:t xml:space="preserve"> </w:t>
-      </w:r>
-      <w:r>
-        <w:t xml:space="preserve">becomes</w:t>
-      </w:r>
-      <w:r>
-        <w:t xml:space="preserve"> </w:t>
-      </w:r>
-      <w:r>
-        <w:t xml:space="preserve">“</w:t>
-      </w:r>
-      <w:r>
-        <w:t xml:space="preserve">system alerts users to potential issues by default</w:t>
-      </w:r>
-      <w:r>
-        <w:t xml:space="preserve">”</w:t>
-      </w:r>
-      <w:r>
-        <w:t xml:space="preserve">—addresses the documented gap between best statistical practice and actual practice [6,7,8].</w:t>
-      </w:r>
-    </w:p>
-    <w:p>
-      <w:pPr>
-        <w:pStyle w:val="BodyText"/>
-      </w:pPr>
-      <w:r>
-        <w:t xml:space="preserve">Beyond Guardian, the AI Statistical Advisor helps users navigate test selection and generates publication-ready methods sections following JARS-Quant guidelines [13]. The Paper Parser enables pre-submission quality checking, catching reporting errors before peer review. These components work together: Guardian ensures valid analyses, the Advisor helps report them correctly, and the Parser verifies compliance.</w:t>
-      </w:r>
-    </w:p>
-    <w:bookmarkEnd w:id="43"/>
-    <w:bookmarkStart w:id="44" w:name="relevance-to-computational-biology"/>
-    <w:p>
-      <w:pPr>
-        <w:pStyle w:val="Heading3"/>
-      </w:pPr>
-      <w:r>
-        <w:t xml:space="preserve">Relevance to computational biology</w:t>
-      </w:r>
-    </w:p>
-    <w:p>
-      <w:pPr>
-        <w:pStyle w:val="FirstParagraph"/>
-      </w:pPr>
-      <w:r>
-        <w:t xml:space="preserve">The platform is particularly relevant to computational biology for several reasons. First, as demonstrated in Case Study 1, Guardian catches assumption violations in real genome editing workflows—the CRISPR strategy comparison using CRISPRArchitect v3 TOPSIS scores required nonparametric testing due to non-normality, which Guardian detected and resolved automatically. Second, the genomics differential expression module performs per-gene Guardian validation across entire expression matrices, automatically cascading to Mann-Whitney U for genes failing normality and applying Benjamini-Hochberg FDR correction—the standard genomics workflow. Third, the multiple testing correction module with eight FDR/FWER methods [9] is essential for high-throughput experiments, and the platform ensures corrections are applied correctly. Fourth, the clinical trial manuscript review capability directly addresses statistical misreporting in the medical literature [15], with discipline-specific profiles for CONSORT [10] and ICH-E9 compliance.</w:t>
-      </w:r>
-    </w:p>
-    <w:bookmarkEnd w:id="44"/>
-    <w:bookmarkStart w:id="46" w:name="comparison-with-alternative-approaches"/>
+    <w:bookmarkStart w:id="44" w:name="comparison-with-alternative-approaches"/>
     <w:p>
       <w:pPr>
         <w:pStyle w:val="Heading3"/>
@@ -5212,7 +5104,7 @@
                     </pic:cNvPicPr>
                   </pic:nvPicPr>
                   <pic:blipFill>
-                    <a:blip r:embed="rId45"/>
+                    <a:blip r:embed="rId43"/>
                     <a:stretch>
                       <a:fillRect/>
                     </a:stretch>
@@ -5265,8 +5157,8 @@
         <w:t xml:space="preserve">Compared to R [35] and SciPy, StickForStats trades programming flexibility for the safety of automated assumption checking; numerical agreement with these reference implementations and the feature-level comparison across platforms are summarized in Fig 6. Compared to JASP [36] and jamovi [37], it offers the same GUI accessibility but adds automatic validation and manuscript review. Compared to statcheck [15], StickForStats provides both prospective validation (before analysis) and retrospective verification (re-checking published statistics), whereas statcheck operates only retrospectively. Pre-registration platforms like OSF [14] address p-hacking but not assumption violations; Guardian complements pre-registration by intervening at the point of analysis.</w:t>
       </w:r>
     </w:p>
-    <w:bookmarkEnd w:id="46"/>
-    <w:bookmarkStart w:id="47" w:name="limitations"/>
+    <w:bookmarkEnd w:id="44"/>
+    <w:bookmarkStart w:id="45" w:name="limitations"/>
     <w:p>
       <w:pPr>
         <w:pStyle w:val="Heading3"/>
@@ -5363,27 +5255,27 @@
         <w:t xml:space="preserve">the consistency checker recomputes p-values from the reported statistic and degrees of freedom, so—like statcheck—it cannot recover a legitimately reported sphericity-corrected (Greenhouse-Geisser/Huynh-Feldt) p-value, cannot reproduce a multiplicity-adjusted (e.g. Tukey/Dunnett) p when only the raw statistic is shown, and can mistake a critical value used in a sample-size formula for a test result. In our 20-article evaluation these explainable cases accounted for 15 of the 19 flags (Table 7); flagged items are therefore recompute-versus-reported discrepancies for human review, not confirmed errors, and only four were genuine candidate reporting inconsistencies.</w:t>
       </w:r>
     </w:p>
+    <w:bookmarkEnd w:id="45"/>
+    <w:bookmarkStart w:id="46" w:name="future-directions"/>
+    <w:p>
+      <w:pPr>
+        <w:pStyle w:val="Heading3"/>
+      </w:pPr>
+      <w:r>
+        <w:t xml:space="preserve">Future directions</w:t>
+      </w:r>
+    </w:p>
+    <w:p>
+      <w:pPr>
+        <w:pStyle w:val="FirstParagraph"/>
+      </w:pPr>
+      <w:r>
+        <w:t xml:space="preserve">The platform includes five curated biological example datasets (CRISPR editing strategies, clinical trial survival, gene expression, epidemiological case-control, and dose-response) with documented analysis vignettes (availability details are given in Materials and Methods). Future work will expand the Bayesian analysis suite, add dose-response modeling for pharmacological studies, CONSORT flow diagram generation, and integrate with biological data repositories (GEO, ClinicalTrials.gov).</w:t>
+      </w:r>
+    </w:p>
+    <w:bookmarkEnd w:id="46"/>
     <w:bookmarkEnd w:id="47"/>
-    <w:bookmarkStart w:id="48" w:name="future-directions"/>
-    <w:p>
-      <w:pPr>
-        <w:pStyle w:val="Heading3"/>
-      </w:pPr>
-      <w:r>
-        <w:t xml:space="preserve">Future directions</w:t>
-      </w:r>
-    </w:p>
-    <w:p>
-      <w:pPr>
-        <w:pStyle w:val="FirstParagraph"/>
-      </w:pPr>
-      <w:r>
-        <w:t xml:space="preserve">The platform includes five curated biological example datasets (CRISPR editing strategies, clinical trial survival, gene expression, epidemiological case-control, and dose-response) with documented analysis vignettes (availability details are given in Materials and Methods). Future work will expand the Bayesian analysis suite, add dose-response modeling for pharmacological studies, CONSORT flow diagram generation, and integrate with biological data repositories (GEO, ClinicalTrials.gov).</w:t>
-      </w:r>
-    </w:p>
-    <w:bookmarkEnd w:id="48"/>
-    <w:bookmarkEnd w:id="49"/>
-    <w:bookmarkStart w:id="57" w:name="materials-and-methods"/>
+    <w:bookmarkStart w:id="55" w:name="materials-and-methods"/>
     <w:p>
       <w:pPr>
         <w:pStyle w:val="Heading2"/>
@@ -5392,7 +5284,7 @@
         <w:t xml:space="preserve">Materials and methods</w:t>
       </w:r>
     </w:p>
-    <w:bookmarkStart w:id="51" w:name="software-implementation"/>
+    <w:bookmarkStart w:id="49" w:name="software-implementation"/>
     <w:p>
       <w:pPr>
         <w:pStyle w:val="Heading3"/>
@@ -5429,7 +5321,7 @@
                     </pic:cNvPicPr>
                   </pic:nvPicPr>
                   <pic:blipFill>
-                    <a:blip r:embed="rId50"/>
+                    <a:blip r:embed="rId48"/>
                     <a:stretch>
                       <a:fillRect/>
                     </a:stretch>
@@ -5492,14 +5384,146 @@
         <w:t xml:space="preserve">panel evaluates each assumption and flags violations in place—here normality and equal variance are flagged as violated for the non-normal input, while independence is referred to study design—so the user sees the assumption status as an integral part of every analysis.</w:t>
       </w:r>
     </w:p>
+    <w:bookmarkEnd w:id="49"/>
+    <w:bookmarkStart w:id="50" w:name="Xa6fc1335000be4c319ce5f552f1cb568639ee28"/>
+    <w:p>
+      <w:pPr>
+        <w:pStyle w:val="Heading3"/>
+      </w:pPr>
+      <w:r>
+        <w:t xml:space="preserve">Genomics differential expression workflow</w:t>
+      </w:r>
+    </w:p>
+    <w:p>
+      <w:pPr>
+        <w:pStyle w:val="FirstParagraph"/>
+      </w:pPr>
+      <w:r>
+        <w:t xml:space="preserve">The genomics module performs per-gene differential expression analysis with Guardian assumption validation. For each gene in an uploaded expression matrix, the service checks normality (Shapiro-Wilk) and variance homogeneity (Levene’s test) independently. Genes passing both checks are tested with the independent t-test (two groups) or ANOVA (multiple groups); genes failing either check are automatically cascaded to Mann-Whitney U or Kruskal-Wallis. After all per-gene tests complete, Benjamini-Hochberg FDR correction is applied across all raw p-values. The module generates volcano plot data (log2 fold change vs. negative log10 adjusted p-value) for visualization. In testing with log-normal gene expression data (100 genes, 20 samples), Guardian cascaded 98% of genes to nonparametric tests due to normality violations—the expected behavior for typical expression data.</w:t>
+      </w:r>
+    </w:p>
+    <w:bookmarkEnd w:id="50"/>
+    <w:bookmarkStart w:id="51" w:name="validation-methodology"/>
+    <w:p>
+      <w:pPr>
+        <w:pStyle w:val="Heading3"/>
+      </w:pPr>
+      <w:r>
+        <w:t xml:space="preserve">Validation methodology</w:t>
+      </w:r>
+    </w:p>
+    <w:p>
+      <w:pPr>
+        <w:pStyle w:val="FirstParagraph"/>
+      </w:pPr>
+      <w:r>
+        <w:t xml:space="preserve">Reference calculations were performed independently in R 4.3.2 and Python (SciPy 1.11) for all statistical tests. For each test type, we computed results on standard reference datasets and compared values to the maximum available floating-point precision. Meta-analysis results were cross-validated against R’s metafor package (DerSimonian-Laird estimator) to four-plus decimal places (see</w:t>
+      </w:r>
+      <w:r>
+        <w:t xml:space="preserve"> </w:t>
+      </w:r>
+      <w:r>
+        <w:rPr>
+          <w:rStyle w:val="VerbatimChar"/>
+        </w:rPr>
+        <w:t xml:space="preserve">paper/replication/verify_meta_analysis_real.py</w:t>
+      </w:r>
+      <w:r>
+        <w:t xml:space="preserve"> </w:t>
+      </w:r>
+      <w:r>
+        <w:t xml:space="preserve">for the 11-check verifier). G*Power cross-validation of power-analysis output is planned but not yet wired in this release; the in-app validation toggle reports</w:t>
+      </w:r>
+      <w:r>
+        <w:t xml:space="preserve"> </w:t>
+      </w:r>
+      <w:r>
+        <w:t xml:space="preserve">“</w:t>
+      </w:r>
+      <w:r>
+        <w:t xml:space="preserve">not implemented</w:t>
+      </w:r>
+      <w:r>
+        <w:t xml:space="preserve">”</w:t>
+      </w:r>
+      <w:r>
+        <w:t xml:space="preserve"> </w:t>
+      </w:r>
+      <w:r>
+        <w:t xml:space="preserve">rather than a fake match, and the manuscript’s validation summary therefore omits the power-analysis row. Seven Python scripts and one R script independently verify all reported values. Reproducibility scripts are provided in the repository under</w:t>
+      </w:r>
+      <w:r>
+        <w:t xml:space="preserve"> </w:t>
+      </w:r>
+      <w:r>
+        <w:rPr>
+          <w:rStyle w:val="VerbatimChar"/>
+        </w:rPr>
+        <w:t xml:space="preserve">paper/replication/</w:t>
+      </w:r>
+      <w:r>
+        <w:t xml:space="preserve">. For the retrospective-verification evaluation, the 20-article corpus was assembled from the PubMed Central open-access subset via a fixed E-utilities query (recorded in</w:t>
+      </w:r>
+      <w:r>
+        <w:t xml:space="preserve"> </w:t>
+      </w:r>
+      <w:r>
+        <w:rPr>
+          <w:rStyle w:val="VerbatimChar"/>
+        </w:rPr>
+        <w:t xml:space="preserve">paper/replication/manuscript_validation/manifest.json</w:t>
+      </w:r>
+      <w:r>
+        <w:t xml:space="preserve">);</w:t>
+      </w:r>
+      <w:r>
+        <w:t xml:space="preserve"> </w:t>
+      </w:r>
+      <w:r>
+        <w:rPr>
+          <w:rStyle w:val="VerbatimChar"/>
+        </w:rPr>
+        <w:t xml:space="preserve">fetch_corpus.py</w:t>
+      </w:r>
+      <w:r>
+        <w:t xml:space="preserve"> </w:t>
+      </w:r>
+      <w:r>
+        <w:t xml:space="preserve">rebuilds it and the</w:t>
+      </w:r>
+      <w:r>
+        <w:t xml:space="preserve"> </w:t>
+      </w:r>
+      <w:r>
+        <w:rPr>
+          <w:rStyle w:val="VerbatimChar"/>
+        </w:rPr>
+        <w:t xml:space="preserve">validate_corpus</w:t>
+      </w:r>
+      <w:r>
+        <w:t xml:space="preserve"> </w:t>
+      </w:r>
+      <w:r>
+        <w:t xml:space="preserve">management command reproduces the per-claim results (</w:t>
+      </w:r>
+      <w:r>
+        <w:rPr>
+          <w:rStyle w:val="VerbatimChar"/>
+        </w:rPr>
+        <w:t xml:space="preserve">results.json</w:t>
+      </w:r>
+      <w:r>
+        <w:t xml:space="preserve">). Each recomputable claim’s p-value was recomputed with SciPy and compared rounding- and inequality-aware against the reported value.</w:t>
+      </w:r>
+    </w:p>
     <w:bookmarkEnd w:id="51"/>
-    <w:bookmarkStart w:id="52" w:name="Xa6fc1335000be4c319ce5f552f1cb568639ee28"/>
+    <w:bookmarkStart w:id="52" w:name="guardian-evaluation"/>
     <w:p>
       <w:pPr>
         <w:pStyle w:val="Heading3"/>
       </w:pPr>
       <w:r>
-        <w:t xml:space="preserve">Genomics differential expression workflow</w:t>
+        <w:t xml:space="preserve">Guardian evaluation</w:t>
       </w:r>
     </w:p>
     <w:p>
@@ -5507,17 +5531,35 @@
         <w:pStyle w:val="FirstParagraph"/>
       </w:pPr>
       <w:r>
-        <w:t xml:space="preserve">The genomics module performs per-gene differential expression analysis with Guardian assumption validation. For each gene in an uploaded expression matrix, the service checks normality (Shapiro-Wilk) and variance homogeneity (Levene’s test) independently. Genes passing both checks are tested with the independent t-test (two groups) or ANOVA (multiple groups); genes failing either check are automatically cascaded to Mann-Whitney U or Kruskal-Wallis. After all per-gene tests complete, Benjamini-Hochberg FDR correction is applied across all raw p-values. The module generates volcano plot data (log2 fold change vs. negative log10 adjusted p-value) for visualization. In testing with log-normal gene expression data (100 genes, 20 samples), Guardian cascaded 98% of genes to nonparametric tests due to normality violations—the expected behavior for typical expression data.</w:t>
+        <w:t xml:space="preserve">Each Guardian validator was validated against known datasets with confirmed properties: exponential distributions for normality (Shapiro-Wilk W = 0.886, p &lt; 0.001, exact SciPy agreement), unequal-variance groups for homogeneity (Levene F = 8.92, p = 0.004, exact agreement), quadratic relationships for linearity (R-squared improvement = 45%, exact agreement with manual calculation). Edge case testing verified correct handling of empty arrays, single observations, identical values (zero variance), very large datasets (n = 10</w:t>
+      </w:r>
+      <w:r>
+        <w:rPr>
+          <w:vertAlign w:val="superscript"/>
+        </w:rPr>
+        <w:t xml:space="preserve">6</w:t>
+      </w:r>
+      <w:r>
+        <w:t xml:space="preserve">, completed within 5 seconds), and extreme values (10</w:t>
+      </w:r>
+      <w:r>
+        <w:rPr>
+          <w:vertAlign w:val="superscript"/>
+        </w:rPr>
+        <w:t xml:space="preserve">308</w:t>
+      </w:r>
+      <w:r>
+        <w:t xml:space="preserve">, no overflow errors).</w:t>
       </w:r>
     </w:p>
     <w:bookmarkEnd w:id="52"/>
-    <w:bookmarkStart w:id="53" w:name="validation-methodology"/>
+    <w:bookmarkStart w:id="53" w:name="availability-and-reproducibility"/>
     <w:p>
       <w:pPr>
         <w:pStyle w:val="Heading3"/>
       </w:pPr>
       <w:r>
-        <w:t xml:space="preserve">Validation methodology</w:t>
+        <w:t xml:space="preserve">Availability and reproducibility</w:t>
       </w:r>
     </w:p>
     <w:p>
@@ -5525,7 +5567,7 @@
         <w:pStyle w:val="FirstParagraph"/>
       </w:pPr>
       <w:r>
-        <w:t xml:space="preserve">Reference calculations were performed independently in R 4.3.2 and Python (SciPy 1.11) for all statistical tests. For each test type, we computed results on standard reference datasets and compared values to the maximum available floating-point precision. Meta-analysis results were cross-validated against R’s metafor package (DerSimonian-Laird estimator) to four-plus decimal places (see</w:t>
+        <w:t xml:space="preserve">StickForStats is open-source under the MIT license; the version described here (v1.0.0, release tag</w:t>
       </w:r>
       <w:r>
         <w:t xml:space="preserve"> </w:t>
@@ -5534,31 +5576,10 @@
         <w:rPr>
           <w:rStyle w:val="VerbatimChar"/>
         </w:rPr>
-        <w:t xml:space="preserve">paper/replication/verify_meta_analysis_real.py</w:t>
-      </w:r>
-      <w:r>
-        <w:t xml:space="preserve"> </w:t>
-      </w:r>
-      <w:r>
-        <w:t xml:space="preserve">for the 11-check verifier). G*Power cross-validation of power-analysis output is planned but not yet wired in this release; the in-app validation toggle reports</w:t>
-      </w:r>
-      <w:r>
-        <w:t xml:space="preserve"> </w:t>
-      </w:r>
-      <w:r>
-        <w:t xml:space="preserve">“</w:t>
-      </w:r>
-      <w:r>
-        <w:t xml:space="preserve">not implemented</w:t>
-      </w:r>
-      <w:r>
-        <w:t xml:space="preserve">”</w:t>
-      </w:r>
-      <w:r>
-        <w:t xml:space="preserve"> </w:t>
-      </w:r>
-      <w:r>
-        <w:t xml:space="preserve">rather than a fake match, and the manuscript’s validation summary therefore omits the power-analysis row. Seven Python scripts and one R script independently verify all reported values. Reproducibility scripts are provided in the repository under</w:t>
+        <w:t xml:space="preserve">v1.0.0</w:t>
+      </w:r>
+      <w:r>
+        <w:t xml:space="preserve">) is openly available at https://github.com/visvikbharti/stickforstats_new, and a versioned snapshot will be archived on Zenodo to provide a citable DOI for the published version. The platform is platform-independent (Docker / Docker Compose) and runs in any modern browser; the backend requires Python &gt;= 3.10, Django 4.2, PostgreSQL 15, and Redis 7 (SciPy &gt;= 1.11, NumPy &gt;= 1.24, statsmodels 0.14, mpmath 1.3). A</w:t>
       </w:r>
       <w:r>
         <w:t xml:space="preserve"> </w:t>
@@ -5567,71 +5588,134 @@
         <w:rPr>
           <w:rStyle w:val="VerbatimChar"/>
         </w:rPr>
+        <w:t xml:space="preserve">Dockerfile</w:t>
+      </w:r>
+      <w:r>
+        <w:t xml:space="preserve"> </w:t>
+      </w:r>
+      <w:r>
+        <w:t xml:space="preserve">and</w:t>
+      </w:r>
+      <w:r>
+        <w:t xml:space="preserve"> </w:t>
+      </w:r>
+      <w:r>
+        <w:rPr>
+          <w:rStyle w:val="VerbatimChar"/>
+        </w:rPr>
+        <w:t xml:space="preserve">docker-compose.yml</w:t>
+      </w:r>
+      <w:r>
+        <w:t xml:space="preserve"> </w:t>
+      </w:r>
+      <w:r>
+        <w:t xml:space="preserve">provision the full stack. A Python client SDK and command-line interface are available on PyPI (</w:t>
+      </w:r>
+      <w:r>
+        <w:rPr>
+          <w:rStyle w:val="VerbatimChar"/>
+        </w:rPr>
+        <w:t xml:space="preserve">pip install stickforstats</w:t>
+      </w:r>
+      <w:r>
+        <w:t xml:space="preserve">, or</w:t>
+      </w:r>
+      <w:r>
+        <w:t xml:space="preserve"> </w:t>
+      </w:r>
+      <w:r>
+        <w:rPr>
+          <w:rStyle w:val="VerbatimChar"/>
+        </w:rPr>
+        <w:t xml:space="preserve">pip install stickforstats[cli]</w:t>
+      </w:r>
+      <w:r>
+        <w:t xml:space="preserve"> </w:t>
+      </w:r>
+      <w:r>
+        <w:t xml:space="preserve">for the</w:t>
+      </w:r>
+      <w:r>
+        <w:t xml:space="preserve"> </w:t>
+      </w:r>
+      <w:r>
+        <w:rPr>
+          <w:rStyle w:val="VerbatimChar"/>
+        </w:rPr>
+        <w:t xml:space="preserve">sfs</w:t>
+      </w:r>
+      <w:r>
+        <w:t xml:space="preserve"> </w:t>
+      </w:r>
+      <w:r>
+        <w:t xml:space="preserve">command); the SDK connects to a StickForStats backend—a local Docker deployment or a hosted instance—through its REST API. All datasets analysed in this article are public and previously published; the replication package (</w:t>
+      </w:r>
+      <w:r>
+        <w:rPr>
+          <w:rStyle w:val="VerbatimChar"/>
+        </w:rPr>
         <w:t xml:space="preserve">paper/replication/</w:t>
       </w:r>
       <w:r>
-        <w:t xml:space="preserve">. For the retrospective-verification evaluation, the 20-article corpus was assembled from the PubMed Central open-access subset via a fixed E-utilities query (recorded in</w:t>
-      </w:r>
-      <w:r>
-        <w:t xml:space="preserve"> </w:t>
+        <w:t xml:space="preserve">) contains the verification scripts, the master runner (</w:t>
       </w:r>
       <w:r>
         <w:rPr>
           <w:rStyle w:val="VerbatimChar"/>
         </w:rPr>
-        <w:t xml:space="preserve">paper/replication/manuscript_validation/manifest.json</w:t>
-      </w:r>
-      <w:r>
-        <w:t xml:space="preserve">);</w:t>
-      </w:r>
-      <w:r>
-        <w:t xml:space="preserve"> </w:t>
+        <w:t xml:space="preserve">MASTER_VERIFICATION.py</w:t>
+      </w:r>
+      <w:r>
+        <w:t xml:space="preserve">), and the statcheck head-to-head (</w:t>
       </w:r>
       <w:r>
         <w:rPr>
           <w:rStyle w:val="VerbatimChar"/>
         </w:rPr>
+        <w:t xml:space="preserve">statcheck_baseline.R</w:t>
+      </w:r>
+      <w:r>
+        <w:t xml:space="preserve">) with run instructions. Per-dataset sources are: Fisher’s Iris (via scikit-learn); UCI Wine Quality (https://archive.ics.uci.edu/dataset/186/wine+quality); the IV-magnesium meta-analysis (Egger 1997 [26];</w:t>
+      </w:r>
+      <w:r>
+        <w:t xml:space="preserve"> </w:t>
+      </w:r>
+      <w:r>
+        <w:rPr>
+          <w:rStyle w:val="VerbatimChar"/>
+        </w:rPr>
+        <w:t xml:space="preserve">metafor::dat.egger2001</w:t>
+      </w:r>
+      <w:r>
+        <w:t xml:space="preserve"> </w:t>
+      </w:r>
+      <w:r>
+        <w:t xml:space="preserve">[33]); synovial-sarcoma RNA-seq (NCBI GEO accession GSE271517; Chen et al. 2024 [34]); and the 20-article retrospective-verification corpus (PubMed Central open-access subset, rebuilt by</w:t>
+      </w:r>
+      <w:r>
+        <w:t xml:space="preserve"> </w:t>
+      </w:r>
+      <w:r>
+        <w:rPr>
+          <w:rStyle w:val="VerbatimChar"/>
+        </w:rPr>
         <w:t xml:space="preserve">fetch_corpus.py</w:t>
       </w:r>
       <w:r>
         <w:t xml:space="preserve"> </w:t>
       </w:r>
       <w:r>
-        <w:t xml:space="preserve">rebuilds it and the</w:t>
-      </w:r>
-      <w:r>
-        <w:t xml:space="preserve"> </w:t>
-      </w:r>
-      <w:r>
-        <w:rPr>
-          <w:rStyle w:val="VerbatimChar"/>
-        </w:rPr>
-        <w:t xml:space="preserve">validate_corpus</w:t>
-      </w:r>
-      <w:r>
-        <w:t xml:space="preserve"> </w:t>
-      </w:r>
-      <w:r>
-        <w:t xml:space="preserve">management command reproduces the per-claim results (</w:t>
-      </w:r>
-      <w:r>
-        <w:rPr>
-          <w:rStyle w:val="VerbatimChar"/>
-        </w:rPr>
-        <w:t xml:space="preserve">results.json</w:t>
-      </w:r>
-      <w:r>
-        <w:t xml:space="preserve">). Each recomputable claim’s p-value was recomputed with SciPy and compared rounding- and inequality-aware against the reported value.</w:t>
+        <w:t xml:space="preserve">from the recorded E-utilities query and manifest).</w:t>
       </w:r>
     </w:p>
     <w:bookmarkEnd w:id="53"/>
-    <w:bookmarkStart w:id="54" w:name="guardian-evaluation"/>
+    <w:bookmarkStart w:id="54" w:name="use-of-ai-assisted-technologies"/>
     <w:p>
       <w:pPr>
         <w:pStyle w:val="Heading3"/>
       </w:pPr>
       <w:r>
-        <w:t xml:space="preserve">Guardian evaluation</w:t>
+        <w:t xml:space="preserve">Use of AI-assisted technologies</w:t>
       </w:r>
     </w:p>
     <w:p>
@@ -5639,35 +5723,18 @@
         <w:pStyle w:val="FirstParagraph"/>
       </w:pPr>
       <w:r>
-        <w:t xml:space="preserve">Each Guardian validator was validated against known datasets with confirmed properties: exponential distributions for normality (Shapiro-Wilk W = 0.886, p &lt; 0.001, exact SciPy agreement), unequal-variance groups for homogeneity (Levene F = 8.92, p = 0.004, exact agreement), quadratic relationships for linearity (R-squared improvement = 45%, exact agreement with manual calculation). Edge case testing verified correct handling of empty arrays, single observations, identical values (zero variance), very large datasets (n = 10</w:t>
-      </w:r>
-      <w:r>
-        <w:rPr>
-          <w:vertAlign w:val="superscript"/>
-        </w:rPr>
-        <w:t xml:space="preserve">6</w:t>
-      </w:r>
-      <w:r>
-        <w:t xml:space="preserve">, completed within 5 seconds), and extreme values (10</w:t>
-      </w:r>
-      <w:r>
-        <w:rPr>
-          <w:vertAlign w:val="superscript"/>
-        </w:rPr>
-        <w:t xml:space="preserve">308</w:t>
-      </w:r>
-      <w:r>
-        <w:t xml:space="preserve">, no overflow errors).</w:t>
+        <w:t xml:space="preserve">Generative AI (Claude, Anthropic) was used to assist both software development and the drafting of this manuscript. In software development, all AI-suggested code was reviewed by the authors, tested against reference implementations (SciPy, R), and validated through the project’s continuous integration pipeline (more than 1,500 automated tests across backend and frontend, all required checks green). In manuscript preparation, AI was used for drafting and editing assistance; all text was reviewed and verified by the authors, and every statistical value was independently recomputed and checked against SciPy and R. No AI tool is listed as an author. The authors take full responsibility for the content, accuracy, and integrity of this work, including any portion produced with AI assistance.</w:t>
       </w:r>
     </w:p>
     <w:bookmarkEnd w:id="54"/>
-    <w:bookmarkStart w:id="55" w:name="availability-and-reproducibility"/>
-    <w:p>
-      <w:pPr>
-        <w:pStyle w:val="Heading3"/>
-      </w:pPr>
-      <w:r>
-        <w:t xml:space="preserve">Availability and reproducibility</w:t>
+    <w:bookmarkEnd w:id="55"/>
+    <w:bookmarkStart w:id="56" w:name="acknowledgments"/>
+    <w:p>
+      <w:pPr>
+        <w:pStyle w:val="Heading2"/>
+      </w:pPr>
+      <w:r>
+        <w:t xml:space="preserve">Acknowledgments</w:t>
       </w:r>
     </w:p>
     <w:p>
@@ -5675,186 +5742,11 @@
         <w:pStyle w:val="FirstParagraph"/>
       </w:pPr>
       <w:r>
-        <w:t xml:space="preserve">StickForStats is open-source under the MIT license; the version described here (v1.0.0, release tag</w:t>
-      </w:r>
-      <w:r>
-        <w:t xml:space="preserve"> </w:t>
-      </w:r>
-      <w:r>
-        <w:rPr>
-          <w:rStyle w:val="VerbatimChar"/>
-        </w:rPr>
-        <w:t xml:space="preserve">v1.0.0</w:t>
-      </w:r>
-      <w:r>
-        <w:t xml:space="preserve">) is openly available at https://github.com/visvikbharti/stickforstats_new, and a versioned snapshot will be archived on Zenodo to provide a citable DOI for the published version. The platform is platform-independent (Docker / Docker Compose) and runs in any modern browser; the backend requires Python &gt;= 3.10, Django 4.2, PostgreSQL 15, and Redis 7 (SciPy &gt;= 1.11, NumPy &gt;= 1.24, statsmodels 0.14, mpmath 1.3). A</w:t>
-      </w:r>
-      <w:r>
-        <w:t xml:space="preserve"> </w:t>
-      </w:r>
-      <w:r>
-        <w:rPr>
-          <w:rStyle w:val="VerbatimChar"/>
-        </w:rPr>
-        <w:t xml:space="preserve">Dockerfile</w:t>
-      </w:r>
-      <w:r>
-        <w:t xml:space="preserve"> </w:t>
-      </w:r>
-      <w:r>
-        <w:t xml:space="preserve">and</w:t>
-      </w:r>
-      <w:r>
-        <w:t xml:space="preserve"> </w:t>
-      </w:r>
-      <w:r>
-        <w:rPr>
-          <w:rStyle w:val="VerbatimChar"/>
-        </w:rPr>
-        <w:t xml:space="preserve">docker-compose.yml</w:t>
-      </w:r>
-      <w:r>
-        <w:t xml:space="preserve"> </w:t>
-      </w:r>
-      <w:r>
-        <w:t xml:space="preserve">provision the full stack. A Python client SDK and command-line interface are available on PyPI (</w:t>
-      </w:r>
-      <w:r>
-        <w:rPr>
-          <w:rStyle w:val="VerbatimChar"/>
-        </w:rPr>
-        <w:t xml:space="preserve">pip install stickforstats</w:t>
-      </w:r>
-      <w:r>
-        <w:t xml:space="preserve">, or</w:t>
-      </w:r>
-      <w:r>
-        <w:t xml:space="preserve"> </w:t>
-      </w:r>
-      <w:r>
-        <w:rPr>
-          <w:rStyle w:val="VerbatimChar"/>
-        </w:rPr>
-        <w:t xml:space="preserve">pip install stickforstats[cli]</w:t>
-      </w:r>
-      <w:r>
-        <w:t xml:space="preserve"> </w:t>
-      </w:r>
-      <w:r>
-        <w:t xml:space="preserve">for the</w:t>
-      </w:r>
-      <w:r>
-        <w:t xml:space="preserve"> </w:t>
-      </w:r>
-      <w:r>
-        <w:rPr>
-          <w:rStyle w:val="VerbatimChar"/>
-        </w:rPr>
-        <w:t xml:space="preserve">sfs</w:t>
-      </w:r>
-      <w:r>
-        <w:t xml:space="preserve"> </w:t>
-      </w:r>
-      <w:r>
-        <w:t xml:space="preserve">command); the SDK connects to a StickForStats backend—a local Docker deployment or a hosted instance—through its REST API. All datasets analysed in this article are public and previously published; the replication package (</w:t>
-      </w:r>
-      <w:r>
-        <w:rPr>
-          <w:rStyle w:val="VerbatimChar"/>
-        </w:rPr>
-        <w:t xml:space="preserve">paper/replication/</w:t>
-      </w:r>
-      <w:r>
-        <w:t xml:space="preserve">) contains the verification scripts, the master runner (</w:t>
-      </w:r>
-      <w:r>
-        <w:rPr>
-          <w:rStyle w:val="VerbatimChar"/>
-        </w:rPr>
-        <w:t xml:space="preserve">MASTER_VERIFICATION.py</w:t>
-      </w:r>
-      <w:r>
-        <w:t xml:space="preserve">), and the statcheck head-to-head (</w:t>
-      </w:r>
-      <w:r>
-        <w:rPr>
-          <w:rStyle w:val="VerbatimChar"/>
-        </w:rPr>
-        <w:t xml:space="preserve">statcheck_baseline.R</w:t>
-      </w:r>
-      <w:r>
-        <w:t xml:space="preserve">) with run instructions. Per-dataset sources are: Fisher’s Iris (via scikit-learn); UCI Wine Quality (https://archive.ics.uci.edu/dataset/186/wine+quality); the IV-magnesium meta-analysis (Egger 1997 [26];</w:t>
-      </w:r>
-      <w:r>
-        <w:t xml:space="preserve"> </w:t>
-      </w:r>
-      <w:r>
-        <w:rPr>
-          <w:rStyle w:val="VerbatimChar"/>
-        </w:rPr>
-        <w:t xml:space="preserve">metafor::dat.egger2001</w:t>
-      </w:r>
-      <w:r>
-        <w:t xml:space="preserve"> </w:t>
-      </w:r>
-      <w:r>
-        <w:t xml:space="preserve">[33]); synovial-sarcoma RNA-seq (NCBI GEO accession GSE271517; Chen et al. 2024 [34]); and the 20-article retrospective-verification corpus (PubMed Central open-access subset, rebuilt by</w:t>
-      </w:r>
-      <w:r>
-        <w:t xml:space="preserve"> </w:t>
-      </w:r>
-      <w:r>
-        <w:rPr>
-          <w:rStyle w:val="VerbatimChar"/>
-        </w:rPr>
-        <w:t xml:space="preserve">fetch_corpus.py</w:t>
-      </w:r>
-      <w:r>
-        <w:t xml:space="preserve"> </w:t>
-      </w:r>
-      <w:r>
-        <w:t xml:space="preserve">from the recorded E-utilities query and manifest).</w:t>
-      </w:r>
-    </w:p>
-    <w:bookmarkEnd w:id="55"/>
-    <w:bookmarkStart w:id="56" w:name="use-of-ai-assisted-technologies"/>
-    <w:p>
-      <w:pPr>
-        <w:pStyle w:val="Heading3"/>
-      </w:pPr>
-      <w:r>
-        <w:t xml:space="preserve">Use of AI-assisted technologies</w:t>
-      </w:r>
-    </w:p>
-    <w:p>
-      <w:pPr>
-        <w:pStyle w:val="FirstParagraph"/>
-      </w:pPr>
-      <w:r>
-        <w:t xml:space="preserve">Generative AI (Claude, Anthropic) was used to assist both software development and the drafting of this manuscript. In software development, all AI-suggested code was reviewed by the authors, tested against reference implementations (SciPy, R), and validated through the project’s continuous integration pipeline (more than 1,500 automated tests across backend and frontend, all required checks green). In manuscript preparation, AI was used for drafting and editing assistance; all text was reviewed and verified by the authors, and every statistical value was independently recomputed and checked against SciPy and R. No AI tool is listed as an author. The authors take full responsibility for the content, accuracy, and integrity of this work, including any portion produced with AI assistance.</w:t>
+        <w:t xml:space="preserve">We thank CSIR-Institute of Genomics and Integrative Biology for infrastructure and administrative support. We thank the developers of NumPy [38], SciPy [39], statsmodels [40], lifelines, and mpmath [27] whose libraries form the computational foundation of StickForStats.</w:t>
       </w:r>
     </w:p>
     <w:bookmarkEnd w:id="56"/>
-    <w:bookmarkEnd w:id="57"/>
-    <w:bookmarkStart w:id="58" w:name="acknowledgments"/>
-    <w:p>
-      <w:pPr>
-        <w:pStyle w:val="Heading2"/>
-      </w:pPr>
-      <w:r>
-        <w:t xml:space="preserve">Acknowledgments</w:t>
-      </w:r>
-    </w:p>
-    <w:p>
-      <w:pPr>
-        <w:pStyle w:val="FirstParagraph"/>
-      </w:pPr>
-      <w:r>
-        <w:t xml:space="preserve">We thank CSIR-Institute of Genomics and Integrative Biology for infrastructure and administrative support. We thank the developers of NumPy [38], SciPy [39], statsmodels [40], lifelines, and mpmath [27] whose libraries form the computational foundation of StickForStats.</w:t>
-      </w:r>
-    </w:p>
-    <w:bookmarkEnd w:id="58"/>
-    <w:bookmarkStart w:id="59" w:name="references"/>
+    <w:bookmarkStart w:id="57" w:name="references"/>
     <w:p>
       <w:pPr>
         <w:pStyle w:val="Heading2"/>
@@ -6343,8 +6235,8 @@
         <w:t xml:space="preserve">Seabold S, Perktold J. Statsmodels: Econometric and Statistical Modeling with Python. Proc 9th Python Sci Conf. 2010:57-61.</w:t>
       </w:r>
     </w:p>
-    <w:bookmarkEnd w:id="59"/>
-    <w:bookmarkStart w:id="60" w:name="supporting-information"/>
+    <w:bookmarkEnd w:id="57"/>
+    <w:bookmarkStart w:id="58" w:name="supporting-information"/>
     <w:p>
       <w:pPr>
         <w:pStyle w:val="Heading2"/>
@@ -6471,8 +6363,8 @@
         </w:pict>
       </w:r>
     </w:p>
-    <w:bookmarkEnd w:id="60"/>
-    <w:bookmarkStart w:id="61" w:name="figure-legends"/>
+    <w:bookmarkEnd w:id="58"/>
+    <w:bookmarkStart w:id="59" w:name="figure-legends"/>
     <w:p>
       <w:pPr>
         <w:pStyle w:val="Heading2"/>
@@ -6718,8 +6610,8 @@
         <w:t xml:space="preserve">panel evaluates each assumption and flags violations in place: for the non-normal input shown, normality and equal variance are flagged as violated and independence is referred to study design. Assumption status is presented as an integral, default part of every analysis rather than an optional post-hoc diagnostic.</w:t>
       </w:r>
     </w:p>
-    <w:bookmarkEnd w:id="61"/>
-    <w:bookmarkEnd w:id="62"/>
+    <w:bookmarkEnd w:id="59"/>
+    <w:bookmarkEnd w:id="60"/>
     <w:sectPr/>
   </w:body>
 </w:document>
